--- a/Q3 report.docx
+++ b/Q3 report.docx
@@ -517,7 +517,7 @@
     </w:p>
     <w:p>
       <w:pPr>
-        <w:pStyle w:val="a0"/>
+        <w:pStyle w:val="FirstParagraph"/>
         <w:spacing w:line="200" w:lineRule="atLeast"/>
         <w:rPr>
           <w:sz w:val="22"/>
@@ -525,9 +525,6 @@
         </w:rPr>
       </w:pPr>
       <m:oMathPara>
-        <m:oMathParaPr>
-          <m:jc m:val="center"/>
-        </m:oMathParaPr>
         <m:oMath>
           <m:r>
             <w:rPr>
@@ -571,6 +568,7 @@
           <m:r>
             <m:rPr>
               <m:sty m:val="p"/>
+              <m:aln/>
             </m:rPr>
             <w:rPr>
               <w:rFonts w:ascii="Cambria Math" w:hAnsi="Cambria Math"/>
@@ -866,26 +864,19 @@
             </w:rPr>
             <m:t>dt</m:t>
           </m:r>
+          <m:r>
+            <w:rPr>
+              <w:sz w:val="22"/>
+              <w:szCs w:val="22"/>
+            </w:rPr>
+            <w:br/>
+          </m:r>
         </m:oMath>
-      </m:oMathPara>
-    </w:p>
-    <w:p>
-      <w:pPr>
-        <w:pStyle w:val="FirstParagraph"/>
-        <w:spacing w:line="200" w:lineRule="atLeast"/>
-        <w:rPr>
-          <w:sz w:val="22"/>
-          <w:szCs w:val="22"/>
-        </w:rPr>
-      </w:pPr>
-      <m:oMathPara>
-        <m:oMathParaPr>
-          <m:jc m:val="center"/>
-        </m:oMathParaPr>
         <m:oMath>
           <m:r>
             <m:rPr>
               <m:sty m:val="p"/>
+              <m:aln/>
             </m:rPr>
             <w:rPr>
               <w:rFonts w:ascii="Cambria Math" w:hAnsi="Cambria Math"/>
@@ -1104,26 +1095,19 @@
             </w:rPr>
             <m:t>dt</m:t>
           </m:r>
+          <m:r>
+            <w:rPr>
+              <w:sz w:val="22"/>
+              <w:szCs w:val="22"/>
+            </w:rPr>
+            <w:br/>
+          </m:r>
         </m:oMath>
-      </m:oMathPara>
-    </w:p>
-    <w:p>
-      <w:pPr>
-        <w:pStyle w:val="FirstParagraph"/>
-        <w:spacing w:line="200" w:lineRule="atLeast"/>
-        <w:rPr>
-          <w:sz w:val="22"/>
-          <w:szCs w:val="22"/>
-        </w:rPr>
-      </w:pPr>
-      <m:oMathPara>
-        <m:oMathParaPr>
-          <m:jc m:val="center"/>
-        </m:oMathParaPr>
         <m:oMath>
           <m:r>
             <m:rPr>
               <m:sty m:val="p"/>
+              <m:aln/>
             </m:rPr>
             <w:rPr>
               <w:rFonts w:ascii="Cambria Math" w:hAnsi="Cambria Math"/>
@@ -1380,22 +1364,14 @@
               </m:r>
             </m:e>
           </m:d>
+          <m:r>
+            <w:rPr>
+              <w:sz w:val="22"/>
+              <w:szCs w:val="22"/>
+            </w:rPr>
+            <w:br/>
+          </m:r>
         </m:oMath>
-      </m:oMathPara>
-    </w:p>
-    <w:p>
-      <w:pPr>
-        <w:pStyle w:val="FirstParagraph"/>
-        <w:spacing w:line="200" w:lineRule="atLeast"/>
-        <w:rPr>
-          <w:sz w:val="22"/>
-          <w:szCs w:val="22"/>
-        </w:rPr>
-      </w:pPr>
-      <m:oMathPara>
-        <m:oMathParaPr>
-          <m:jc m:val="center"/>
-        </m:oMathParaPr>
         <m:oMath>
           <m:sSub>
             <m:sSubPr>
@@ -1431,6 +1407,7 @@
           <m:r>
             <m:rPr>
               <m:sty m:val="p"/>
+              <m:aln/>
             </m:rPr>
             <w:rPr>
               <w:rFonts w:ascii="Cambria Math" w:hAnsi="Cambria Math"/>
@@ -1809,340 +1786,334 @@
         </w:rPr>
         <w:t>Check:</w:t>
       </w:r>
-    </w:p>
-    <w:p>
-      <w:pPr>
-        <w:pStyle w:val="a0"/>
-        <w:spacing w:line="200" w:lineRule="atLeast"/>
-        <w:rPr>
-          <w:sz w:val="22"/>
-          <w:szCs w:val="22"/>
-        </w:rPr>
-      </w:pPr>
-      <m:oMathPara>
-        <m:oMathParaPr>
-          <m:jc m:val="center"/>
-        </m:oMathParaPr>
-        <m:oMath>
-          <m:r>
-            <m:rPr>
-              <m:scr m:val="double-struck"/>
-              <m:sty m:val="p"/>
-            </m:rPr>
-            <w:rPr>
-              <w:rFonts w:ascii="Cambria Math" w:hAnsi="Cambria Math"/>
-              <w:sz w:val="22"/>
-              <w:szCs w:val="22"/>
-            </w:rPr>
-            <m:t>E</m:t>
-          </m:r>
-          <m:d>
-            <m:dPr>
-              <m:ctrlPr>
-                <w:rPr>
-                  <w:rFonts w:ascii="Cambria Math" w:hAnsi="Cambria Math"/>
-                  <w:sz w:val="22"/>
-                  <w:szCs w:val="22"/>
-                </w:rPr>
-              </m:ctrlPr>
-            </m:dPr>
-            <m:e>
-              <m:sSub>
-                <m:sSubPr>
-                  <m:ctrlPr>
-                    <w:rPr>
-                      <w:rFonts w:ascii="Cambria Math" w:hAnsi="Cambria Math"/>
-                      <w:sz w:val="22"/>
-                      <w:szCs w:val="22"/>
-                    </w:rPr>
-                  </m:ctrlPr>
-                </m:sSubPr>
-                <m:e>
-                  <m:r>
-                    <w:rPr>
-                      <w:rFonts w:ascii="Cambria Math" w:hAnsi="Cambria Math"/>
-                      <w:sz w:val="22"/>
-                      <w:szCs w:val="22"/>
-                    </w:rPr>
-                    <m:t>Y</m:t>
-                  </m:r>
-                </m:e>
-                <m:sub>
-                  <m:r>
-                    <w:rPr>
-                      <w:rFonts w:ascii="Cambria Math" w:hAnsi="Cambria Math"/>
-                      <w:sz w:val="22"/>
-                      <w:szCs w:val="22"/>
-                    </w:rPr>
-                    <m:t>t</m:t>
-                  </m:r>
-                </m:sub>
-              </m:sSub>
-            </m:e>
-          </m:d>
-          <m:r>
-            <m:rPr>
-              <m:sty m:val="p"/>
-            </m:rPr>
-            <w:rPr>
-              <w:rFonts w:ascii="Cambria Math" w:hAnsi="Cambria Math"/>
-              <w:sz w:val="22"/>
-              <w:szCs w:val="22"/>
-            </w:rPr>
-            <m:t>=</m:t>
-          </m:r>
-          <m:sSub>
-            <m:sSubPr>
-              <m:ctrlPr>
-                <w:rPr>
-                  <w:rFonts w:ascii="Cambria Math" w:hAnsi="Cambria Math"/>
-                  <w:sz w:val="22"/>
-                  <w:szCs w:val="22"/>
-                </w:rPr>
-              </m:ctrlPr>
-            </m:sSubPr>
-            <m:e>
-              <m:r>
-                <w:rPr>
-                  <w:rFonts w:ascii="Cambria Math" w:hAnsi="Cambria Math"/>
-                  <w:sz w:val="22"/>
-                  <w:szCs w:val="22"/>
-                </w:rPr>
-                <m:t>Y</m:t>
-              </m:r>
-            </m:e>
-            <m:sub>
-              <m:r>
-                <w:rPr>
-                  <w:rFonts w:ascii="Cambria Math" w:hAnsi="Cambria Math"/>
-                  <w:sz w:val="22"/>
-                  <w:szCs w:val="22"/>
-                </w:rPr>
-                <m:t>0</m:t>
-              </m:r>
-            </m:sub>
-          </m:sSub>
-          <m:r>
-            <m:rPr>
-              <m:sty m:val="p"/>
-            </m:rPr>
-            <w:rPr>
-              <w:rFonts w:ascii="Cambria Math" w:hAnsi="Cambria Math"/>
-              <w:sz w:val="22"/>
-              <w:szCs w:val="22"/>
-            </w:rPr>
-            <m:t>+</m:t>
-          </m:r>
-          <m:r>
-            <w:rPr>
-              <w:rFonts w:ascii="Cambria Math" w:hAnsi="Cambria Math"/>
-              <w:sz w:val="22"/>
-              <w:szCs w:val="22"/>
-            </w:rPr>
-            <m:t>δt</m:t>
-          </m:r>
-          <m:r>
-            <m:rPr>
-              <m:sty m:val="p"/>
-            </m:rPr>
-            <w:rPr>
-              <w:rFonts w:ascii="Cambria Math" w:hAnsi="Cambria Math"/>
-              <w:sz w:val="22"/>
-              <w:szCs w:val="22"/>
-            </w:rPr>
-            <m:t>,</m:t>
-          </m:r>
-          <m:r>
-            <w:rPr>
-              <w:rFonts w:ascii="Cambria Math" w:hAnsi="Cambria Math"/>
-              <w:sz w:val="22"/>
-              <w:szCs w:val="22"/>
-            </w:rPr>
-            <m:t> </m:t>
-          </m:r>
-          <m:r>
-            <m:rPr>
-              <m:nor/>
-            </m:rPr>
-            <w:rPr>
-              <w:sz w:val="22"/>
-              <w:szCs w:val="22"/>
-            </w:rPr>
-            <m:t xml:space="preserve">since </m:t>
-          </m:r>
-          <m:r>
-            <m:rPr>
-              <m:scr m:val="double-struck"/>
-              <m:sty m:val="p"/>
-            </m:rPr>
-            <w:rPr>
-              <w:rFonts w:ascii="Cambria Math" w:hAnsi="Cambria Math"/>
-              <w:sz w:val="22"/>
-              <w:szCs w:val="22"/>
-            </w:rPr>
-            <m:t>E</m:t>
-          </m:r>
-          <m:d>
-            <m:dPr>
-              <m:ctrlPr>
-                <w:rPr>
-                  <w:rFonts w:ascii="Cambria Math" w:hAnsi="Cambria Math"/>
-                  <w:sz w:val="22"/>
-                  <w:szCs w:val="22"/>
-                </w:rPr>
-              </m:ctrlPr>
-            </m:dPr>
-            <m:e>
-              <m:nary>
-                <m:naryPr>
-                  <m:limLoc m:val="subSup"/>
-                  <m:ctrlPr>
-                    <w:rPr>
-                      <w:rFonts w:ascii="Cambria Math" w:hAnsi="Cambria Math"/>
-                      <w:sz w:val="22"/>
-                      <w:szCs w:val="22"/>
-                    </w:rPr>
-                  </m:ctrlPr>
-                </m:naryPr>
-                <m:sub>
-                  <m:r>
-                    <w:rPr>
-                      <w:rFonts w:ascii="Cambria Math" w:hAnsi="Cambria Math"/>
-                      <w:sz w:val="22"/>
-                      <w:szCs w:val="22"/>
-                    </w:rPr>
-                    <m:t>0</m:t>
-                  </m:r>
-                </m:sub>
-                <m:sup>
-                  <m:r>
-                    <w:rPr>
-                      <w:rFonts w:ascii="Cambria Math" w:hAnsi="Cambria Math"/>
-                      <w:sz w:val="22"/>
-                      <w:szCs w:val="22"/>
-                    </w:rPr>
-                    <m:t>t</m:t>
-                  </m:r>
-                </m:sup>
-                <m:e>
-                  <m:r>
-                    <w:rPr>
-                      <w:rFonts w:ascii="Cambria Math" w:hAnsi="Cambria Math"/>
-                      <w:sz w:val="22"/>
-                      <w:szCs w:val="22"/>
-                    </w:rPr>
-                    <m:t>2</m:t>
-                  </m:r>
-                </m:e>
-              </m:nary>
-              <m:rad>
-                <m:radPr>
-                  <m:degHide m:val="1"/>
-                  <m:ctrlPr>
-                    <w:rPr>
-                      <w:rFonts w:ascii="Cambria Math" w:hAnsi="Cambria Math"/>
-                      <w:sz w:val="22"/>
-                      <w:szCs w:val="22"/>
-                    </w:rPr>
-                  </m:ctrlPr>
-                </m:radPr>
-                <m:deg/>
-                <m:e>
-                  <m:sSub>
-                    <m:sSubPr>
-                      <m:ctrlPr>
-                        <w:rPr>
-                          <w:rFonts w:ascii="Cambria Math" w:hAnsi="Cambria Math"/>
-                          <w:sz w:val="22"/>
-                          <w:szCs w:val="22"/>
-                        </w:rPr>
-                      </m:ctrlPr>
-                    </m:sSubPr>
-                    <m:e>
-                      <m:r>
-                        <w:rPr>
-                          <w:rFonts w:ascii="Cambria Math" w:hAnsi="Cambria Math"/>
-                          <w:sz w:val="22"/>
-                          <w:szCs w:val="22"/>
-                        </w:rPr>
-                        <m:t>Y</m:t>
-                      </m:r>
-                    </m:e>
-                    <m:sub>
-                      <m:r>
-                        <w:rPr>
-                          <w:rFonts w:ascii="Cambria Math" w:hAnsi="Cambria Math"/>
-                          <w:sz w:val="22"/>
-                          <w:szCs w:val="22"/>
-                        </w:rPr>
-                        <m:t>s</m:t>
-                      </m:r>
-                    </m:sub>
-                  </m:sSub>
-                </m:e>
-              </m:rad>
-              <m:r>
-                <w:rPr>
-                  <w:rFonts w:ascii="Cambria Math" w:hAnsi="Cambria Math"/>
-                  <w:sz w:val="22"/>
-                  <w:szCs w:val="22"/>
-                </w:rPr>
-                <m:t> d</m:t>
-              </m:r>
-              <m:sSub>
-                <m:sSubPr>
-                  <m:ctrlPr>
-                    <w:rPr>
-                      <w:rFonts w:ascii="Cambria Math" w:hAnsi="Cambria Math"/>
-                      <w:sz w:val="22"/>
-                      <w:szCs w:val="22"/>
-                    </w:rPr>
-                  </m:ctrlPr>
-                </m:sSubPr>
-                <m:e>
-                  <m:r>
-                    <w:rPr>
-                      <w:rFonts w:ascii="Cambria Math" w:hAnsi="Cambria Math"/>
-                      <w:sz w:val="22"/>
-                      <w:szCs w:val="22"/>
-                    </w:rPr>
-                    <m:t>W</m:t>
-                  </m:r>
-                </m:e>
-                <m:sub>
-                  <m:r>
-                    <w:rPr>
-                      <w:rFonts w:ascii="Cambria Math" w:hAnsi="Cambria Math"/>
-                      <w:sz w:val="22"/>
-                      <w:szCs w:val="22"/>
-                    </w:rPr>
-                    <m:t>s</m:t>
-                  </m:r>
-                </m:sub>
-              </m:sSub>
-            </m:e>
-          </m:d>
-          <m:r>
-            <m:rPr>
-              <m:sty m:val="p"/>
-            </m:rPr>
-            <w:rPr>
-              <w:rFonts w:ascii="Cambria Math" w:hAnsi="Cambria Math"/>
-              <w:sz w:val="22"/>
-              <w:szCs w:val="22"/>
-            </w:rPr>
-            <m:t>=</m:t>
-          </m:r>
-          <m:r>
-            <w:rPr>
-              <w:rFonts w:ascii="Cambria Math" w:hAnsi="Cambria Math"/>
-              <w:sz w:val="22"/>
-              <w:szCs w:val="22"/>
-            </w:rPr>
-            <m:t>0</m:t>
-          </m:r>
-        </m:oMath>
-      </m:oMathPara>
+      <w:r>
+        <w:rPr>
+          <w:rFonts w:hint="eastAsia"/>
+          <w:sz w:val="22"/>
+          <w:szCs w:val="22"/>
+          <w:lang w:eastAsia="zh-CN"/>
+        </w:rPr>
+        <w:t xml:space="preserve">      </w:t>
+      </w:r>
+      <m:oMath>
+        <m:r>
+          <m:rPr>
+            <m:scr m:val="double-struck"/>
+            <m:sty m:val="p"/>
+          </m:rPr>
+          <w:rPr>
+            <w:rFonts w:ascii="Cambria Math" w:hAnsi="Cambria Math"/>
+            <w:sz w:val="22"/>
+            <w:szCs w:val="22"/>
+          </w:rPr>
+          <m:t>E</m:t>
+        </m:r>
+        <m:d>
+          <m:dPr>
+            <m:ctrlPr>
+              <w:rPr>
+                <w:rFonts w:ascii="Cambria Math" w:hAnsi="Cambria Math"/>
+                <w:sz w:val="22"/>
+                <w:szCs w:val="22"/>
+              </w:rPr>
+            </m:ctrlPr>
+          </m:dPr>
+          <m:e>
+            <m:sSub>
+              <m:sSubPr>
+                <m:ctrlPr>
+                  <w:rPr>
+                    <w:rFonts w:ascii="Cambria Math" w:hAnsi="Cambria Math"/>
+                    <w:sz w:val="22"/>
+                    <w:szCs w:val="22"/>
+                  </w:rPr>
+                </m:ctrlPr>
+              </m:sSubPr>
+              <m:e>
+                <m:r>
+                  <w:rPr>
+                    <w:rFonts w:ascii="Cambria Math" w:hAnsi="Cambria Math"/>
+                    <w:sz w:val="22"/>
+                    <w:szCs w:val="22"/>
+                  </w:rPr>
+                  <m:t>Y</m:t>
+                </m:r>
+              </m:e>
+              <m:sub>
+                <m:r>
+                  <w:rPr>
+                    <w:rFonts w:ascii="Cambria Math" w:hAnsi="Cambria Math"/>
+                    <w:sz w:val="22"/>
+                    <w:szCs w:val="22"/>
+                  </w:rPr>
+                  <m:t>t</m:t>
+                </m:r>
+              </m:sub>
+            </m:sSub>
+          </m:e>
+        </m:d>
+        <m:r>
+          <m:rPr>
+            <m:sty m:val="p"/>
+          </m:rPr>
+          <w:rPr>
+            <w:rFonts w:ascii="Cambria Math" w:hAnsi="Cambria Math"/>
+            <w:sz w:val="22"/>
+            <w:szCs w:val="22"/>
+          </w:rPr>
+          <m:t>=</m:t>
+        </m:r>
+        <m:sSub>
+          <m:sSubPr>
+            <m:ctrlPr>
+              <w:rPr>
+                <w:rFonts w:ascii="Cambria Math" w:hAnsi="Cambria Math"/>
+                <w:sz w:val="22"/>
+                <w:szCs w:val="22"/>
+              </w:rPr>
+            </m:ctrlPr>
+          </m:sSubPr>
+          <m:e>
+            <m:r>
+              <w:rPr>
+                <w:rFonts w:ascii="Cambria Math" w:hAnsi="Cambria Math"/>
+                <w:sz w:val="22"/>
+                <w:szCs w:val="22"/>
+              </w:rPr>
+              <m:t>Y</m:t>
+            </m:r>
+          </m:e>
+          <m:sub>
+            <m:r>
+              <w:rPr>
+                <w:rFonts w:ascii="Cambria Math" w:hAnsi="Cambria Math"/>
+                <w:sz w:val="22"/>
+                <w:szCs w:val="22"/>
+              </w:rPr>
+              <m:t>0</m:t>
+            </m:r>
+          </m:sub>
+        </m:sSub>
+        <m:r>
+          <m:rPr>
+            <m:sty m:val="p"/>
+          </m:rPr>
+          <w:rPr>
+            <w:rFonts w:ascii="Cambria Math" w:hAnsi="Cambria Math"/>
+            <w:sz w:val="22"/>
+            <w:szCs w:val="22"/>
+          </w:rPr>
+          <m:t>+</m:t>
+        </m:r>
+        <m:r>
+          <w:rPr>
+            <w:rFonts w:ascii="Cambria Math" w:hAnsi="Cambria Math"/>
+            <w:sz w:val="22"/>
+            <w:szCs w:val="22"/>
+          </w:rPr>
+          <m:t>δt</m:t>
+        </m:r>
+        <m:r>
+          <m:rPr>
+            <m:sty m:val="p"/>
+          </m:rPr>
+          <w:rPr>
+            <w:rFonts w:ascii="Cambria Math" w:hAnsi="Cambria Math"/>
+            <w:sz w:val="22"/>
+            <w:szCs w:val="22"/>
+          </w:rPr>
+          <m:t>,</m:t>
+        </m:r>
+        <m:r>
+          <w:rPr>
+            <w:rFonts w:ascii="Cambria Math" w:hAnsi="Cambria Math"/>
+            <w:sz w:val="22"/>
+            <w:szCs w:val="22"/>
+          </w:rPr>
+          <m:t> </m:t>
+        </m:r>
+        <m:r>
+          <m:rPr>
+            <m:nor/>
+          </m:rPr>
+          <w:rPr>
+            <w:sz w:val="22"/>
+            <w:szCs w:val="22"/>
+          </w:rPr>
+          <m:t xml:space="preserve">since </m:t>
+        </m:r>
+        <m:r>
+          <m:rPr>
+            <m:scr m:val="double-struck"/>
+            <m:sty m:val="p"/>
+          </m:rPr>
+          <w:rPr>
+            <w:rFonts w:ascii="Cambria Math" w:hAnsi="Cambria Math"/>
+            <w:sz w:val="22"/>
+            <w:szCs w:val="22"/>
+          </w:rPr>
+          <m:t>E</m:t>
+        </m:r>
+        <m:d>
+          <m:dPr>
+            <m:ctrlPr>
+              <w:rPr>
+                <w:rFonts w:ascii="Cambria Math" w:hAnsi="Cambria Math"/>
+                <w:sz w:val="22"/>
+                <w:szCs w:val="22"/>
+              </w:rPr>
+            </m:ctrlPr>
+          </m:dPr>
+          <m:e>
+            <m:nary>
+              <m:naryPr>
+                <m:limLoc m:val="subSup"/>
+                <m:ctrlPr>
+                  <w:rPr>
+                    <w:rFonts w:ascii="Cambria Math" w:hAnsi="Cambria Math"/>
+                    <w:sz w:val="22"/>
+                    <w:szCs w:val="22"/>
+                  </w:rPr>
+                </m:ctrlPr>
+              </m:naryPr>
+              <m:sub>
+                <m:r>
+                  <w:rPr>
+                    <w:rFonts w:ascii="Cambria Math" w:hAnsi="Cambria Math"/>
+                    <w:sz w:val="22"/>
+                    <w:szCs w:val="22"/>
+                  </w:rPr>
+                  <m:t>0</m:t>
+                </m:r>
+              </m:sub>
+              <m:sup>
+                <m:r>
+                  <w:rPr>
+                    <w:rFonts w:ascii="Cambria Math" w:hAnsi="Cambria Math"/>
+                    <w:sz w:val="22"/>
+                    <w:szCs w:val="22"/>
+                  </w:rPr>
+                  <m:t>t</m:t>
+                </m:r>
+              </m:sup>
+              <m:e>
+                <m:r>
+                  <w:rPr>
+                    <w:rFonts w:ascii="Cambria Math" w:hAnsi="Cambria Math"/>
+                    <w:sz w:val="22"/>
+                    <w:szCs w:val="22"/>
+                  </w:rPr>
+                  <m:t>2</m:t>
+                </m:r>
+              </m:e>
+            </m:nary>
+            <m:rad>
+              <m:radPr>
+                <m:degHide m:val="1"/>
+                <m:ctrlPr>
+                  <w:rPr>
+                    <w:rFonts w:ascii="Cambria Math" w:hAnsi="Cambria Math"/>
+                    <w:sz w:val="22"/>
+                    <w:szCs w:val="22"/>
+                  </w:rPr>
+                </m:ctrlPr>
+              </m:radPr>
+              <m:deg/>
+              <m:e>
+                <m:sSub>
+                  <m:sSubPr>
+                    <m:ctrlPr>
+                      <w:rPr>
+                        <w:rFonts w:ascii="Cambria Math" w:hAnsi="Cambria Math"/>
+                        <w:sz w:val="22"/>
+                        <w:szCs w:val="22"/>
+                      </w:rPr>
+                    </m:ctrlPr>
+                  </m:sSubPr>
+                  <m:e>
+                    <m:r>
+                      <w:rPr>
+                        <w:rFonts w:ascii="Cambria Math" w:hAnsi="Cambria Math"/>
+                        <w:sz w:val="22"/>
+                        <w:szCs w:val="22"/>
+                      </w:rPr>
+                      <m:t>Y</m:t>
+                    </m:r>
+                  </m:e>
+                  <m:sub>
+                    <m:r>
+                      <w:rPr>
+                        <w:rFonts w:ascii="Cambria Math" w:hAnsi="Cambria Math"/>
+                        <w:sz w:val="22"/>
+                        <w:szCs w:val="22"/>
+                      </w:rPr>
+                      <m:t>s</m:t>
+                    </m:r>
+                  </m:sub>
+                </m:sSub>
+              </m:e>
+            </m:rad>
+            <m:r>
+              <w:rPr>
+                <w:rFonts w:ascii="Cambria Math" w:hAnsi="Cambria Math"/>
+                <w:sz w:val="22"/>
+                <w:szCs w:val="22"/>
+              </w:rPr>
+              <m:t> d</m:t>
+            </m:r>
+            <m:sSub>
+              <m:sSubPr>
+                <m:ctrlPr>
+                  <w:rPr>
+                    <w:rFonts w:ascii="Cambria Math" w:hAnsi="Cambria Math"/>
+                    <w:sz w:val="22"/>
+                    <w:szCs w:val="22"/>
+                  </w:rPr>
+                </m:ctrlPr>
+              </m:sSubPr>
+              <m:e>
+                <m:r>
+                  <w:rPr>
+                    <w:rFonts w:ascii="Cambria Math" w:hAnsi="Cambria Math"/>
+                    <w:sz w:val="22"/>
+                    <w:szCs w:val="22"/>
+                  </w:rPr>
+                  <m:t>W</m:t>
+                </m:r>
+              </m:e>
+              <m:sub>
+                <m:r>
+                  <w:rPr>
+                    <w:rFonts w:ascii="Cambria Math" w:hAnsi="Cambria Math"/>
+                    <w:sz w:val="22"/>
+                    <w:szCs w:val="22"/>
+                  </w:rPr>
+                  <m:t>s</m:t>
+                </m:r>
+              </m:sub>
+            </m:sSub>
+          </m:e>
+        </m:d>
+        <m:r>
+          <m:rPr>
+            <m:sty m:val="p"/>
+          </m:rPr>
+          <w:rPr>
+            <w:rFonts w:ascii="Cambria Math" w:hAnsi="Cambria Math"/>
+            <w:sz w:val="22"/>
+            <w:szCs w:val="22"/>
+          </w:rPr>
+          <m:t>=</m:t>
+        </m:r>
+        <m:r>
+          <w:rPr>
+            <w:rFonts w:ascii="Cambria Math" w:hAnsi="Cambria Math"/>
+            <w:sz w:val="22"/>
+            <w:szCs w:val="22"/>
+          </w:rPr>
+          <m:t>0</m:t>
+        </m:r>
+      </m:oMath>
     </w:p>
     <w:p>
       <w:pPr>
@@ -3790,336 +3761,336 @@
           <w:rStyle w:val="FunctionTok"/>
           <w:szCs w:val="22"/>
         </w:rPr>
+        <w:t>lines</w:t>
+      </w:r>
+      <w:r>
+        <w:rPr>
+          <w:rStyle w:val="NormalTok"/>
+          <w:szCs w:val="22"/>
+        </w:rPr>
+        <w:t xml:space="preserve">(t, Rt3, </w:t>
+      </w:r>
+      <w:r>
+        <w:rPr>
+          <w:rStyle w:val="StringTok"/>
+          <w:szCs w:val="22"/>
+        </w:rPr>
+        <w:t>"l"</w:t>
+      </w:r>
+      <w:r>
+        <w:rPr>
+          <w:rStyle w:val="NormalTok"/>
+          <w:szCs w:val="22"/>
+        </w:rPr>
+        <w:t xml:space="preserve">, </w:t>
+      </w:r>
+      <w:r>
+        <w:rPr>
+          <w:rStyle w:val="AttributeTok"/>
+          <w:szCs w:val="22"/>
+        </w:rPr>
+        <w:t>col=</w:t>
+      </w:r>
+      <w:r>
+        <w:rPr>
+          <w:rStyle w:val="StringTok"/>
+          <w:szCs w:val="22"/>
+        </w:rPr>
+        <w:t>"blue"</w:t>
+      </w:r>
+      <w:r>
+        <w:rPr>
+          <w:rStyle w:val="NormalTok"/>
+          <w:szCs w:val="22"/>
+        </w:rPr>
+        <w:t>)</w:t>
+      </w:r>
+      <w:r>
+        <w:rPr>
+          <w:sz w:val="22"/>
+          <w:szCs w:val="22"/>
+        </w:rPr>
+        <w:br/>
+      </w:r>
+      <w:r>
+        <w:rPr>
+          <w:rStyle w:val="FunctionTok"/>
+          <w:szCs w:val="22"/>
+        </w:rPr>
+        <w:t>lines</w:t>
+      </w:r>
+      <w:r>
+        <w:rPr>
+          <w:rStyle w:val="NormalTok"/>
+          <w:szCs w:val="22"/>
+        </w:rPr>
+        <w:t xml:space="preserve">(t, Rt4, </w:t>
+      </w:r>
+      <w:r>
+        <w:rPr>
+          <w:rStyle w:val="StringTok"/>
+          <w:szCs w:val="22"/>
+        </w:rPr>
+        <w:t>"l"</w:t>
+      </w:r>
+      <w:r>
+        <w:rPr>
+          <w:rStyle w:val="NormalTok"/>
+          <w:szCs w:val="22"/>
+        </w:rPr>
+        <w:t xml:space="preserve">, </w:t>
+      </w:r>
+      <w:r>
+        <w:rPr>
+          <w:rStyle w:val="AttributeTok"/>
+          <w:szCs w:val="22"/>
+        </w:rPr>
+        <w:t>col=</w:t>
+      </w:r>
+      <w:r>
+        <w:rPr>
+          <w:rStyle w:val="StringTok"/>
+          <w:szCs w:val="22"/>
+        </w:rPr>
+        <w:t>"green"</w:t>
+      </w:r>
+      <w:r>
+        <w:rPr>
+          <w:rStyle w:val="NormalTok"/>
+          <w:szCs w:val="22"/>
+        </w:rPr>
+        <w:t>)</w:t>
+      </w:r>
+      <w:r>
+        <w:rPr>
+          <w:sz w:val="22"/>
+          <w:szCs w:val="22"/>
+        </w:rPr>
+        <w:br/>
+      </w:r>
+      <w:r>
+        <w:rPr>
+          <w:rStyle w:val="FunctionTok"/>
+          <w:szCs w:val="22"/>
+        </w:rPr>
+        <w:t>legend</w:t>
+      </w:r>
+      <w:r>
+        <w:rPr>
+          <w:rStyle w:val="NormalTok"/>
+          <w:szCs w:val="22"/>
+        </w:rPr>
+        <w:t>(</w:t>
+      </w:r>
+      <w:r>
+        <w:rPr>
+          <w:rStyle w:val="StringTok"/>
+          <w:szCs w:val="22"/>
+        </w:rPr>
+        <w:t>"topleft"</w:t>
+      </w:r>
+      <w:r>
+        <w:rPr>
+          <w:rStyle w:val="NormalTok"/>
+          <w:szCs w:val="22"/>
+        </w:rPr>
+        <w:t>,</w:t>
+      </w:r>
+      <w:r>
+        <w:rPr>
+          <w:sz w:val="22"/>
+          <w:szCs w:val="22"/>
+        </w:rPr>
+        <w:br/>
+      </w:r>
+      <w:r>
+        <w:rPr>
+          <w:rStyle w:val="NormalTok"/>
+          <w:szCs w:val="22"/>
+        </w:rPr>
+        <w:t xml:space="preserve">       </w:t>
+      </w:r>
+      <w:r>
+        <w:rPr>
+          <w:rStyle w:val="AttributeTok"/>
+          <w:szCs w:val="22"/>
+        </w:rPr>
+        <w:t>legend =</w:t>
+      </w:r>
+      <w:r>
+        <w:rPr>
+          <w:rStyle w:val="NormalTok"/>
+          <w:szCs w:val="22"/>
+        </w:rPr>
+        <w:t xml:space="preserve"> </w:t>
+      </w:r>
+      <w:r>
+        <w:rPr>
+          <w:rStyle w:val="FunctionTok"/>
+          <w:szCs w:val="22"/>
+        </w:rPr>
+        <w:t>c</w:t>
+      </w:r>
+      <w:r>
+        <w:rPr>
+          <w:rStyle w:val="NormalTok"/>
+          <w:szCs w:val="22"/>
+        </w:rPr>
+        <w:t>(</w:t>
+      </w:r>
+      <w:r>
+        <w:rPr>
+          <w:rStyle w:val="FunctionTok"/>
+          <w:szCs w:val="22"/>
+        </w:rPr>
+        <w:t>expression</w:t>
+      </w:r>
+      <w:r>
+        <w:rPr>
+          <w:rStyle w:val="NormalTok"/>
+          <w:szCs w:val="22"/>
+        </w:rPr>
+        <w:t xml:space="preserve">(delta </w:t>
+      </w:r>
+      <w:r>
+        <w:rPr>
+          <w:rStyle w:val="SpecialCharTok"/>
+          <w:szCs w:val="22"/>
+        </w:rPr>
+        <w:t>*</w:t>
+      </w:r>
+      <w:r>
+        <w:rPr>
+          <w:rStyle w:val="StringTok"/>
+          <w:szCs w:val="22"/>
+        </w:rPr>
+        <w:t>' = 1'</w:t>
+      </w:r>
+      <w:r>
+        <w:rPr>
+          <w:rStyle w:val="NormalTok"/>
+          <w:szCs w:val="22"/>
+        </w:rPr>
+        <w:t xml:space="preserve">), </w:t>
+      </w:r>
+      <w:r>
+        <w:rPr>
+          <w:rStyle w:val="FunctionTok"/>
+          <w:szCs w:val="22"/>
+        </w:rPr>
+        <w:t>expression</w:t>
+      </w:r>
+      <w:r>
+        <w:rPr>
+          <w:rStyle w:val="NormalTok"/>
+          <w:szCs w:val="22"/>
+        </w:rPr>
+        <w:t xml:space="preserve">(delta </w:t>
+      </w:r>
+      <w:r>
+        <w:rPr>
+          <w:rStyle w:val="SpecialCharTok"/>
+          <w:szCs w:val="22"/>
+        </w:rPr>
+        <w:t>*</w:t>
+      </w:r>
+      <w:r>
+        <w:rPr>
+          <w:rStyle w:val="StringTok"/>
+          <w:szCs w:val="22"/>
+        </w:rPr>
+        <w:t>' = 2'</w:t>
+      </w:r>
+      <w:r>
+        <w:rPr>
+          <w:rStyle w:val="NormalTok"/>
+          <w:szCs w:val="22"/>
+        </w:rPr>
+        <w:t xml:space="preserve">), </w:t>
+      </w:r>
+      <w:r>
+        <w:rPr>
+          <w:rStyle w:val="FunctionTok"/>
+          <w:szCs w:val="22"/>
+        </w:rPr>
+        <w:t>expression</w:t>
+      </w:r>
+      <w:r>
+        <w:rPr>
+          <w:rStyle w:val="NormalTok"/>
+          <w:szCs w:val="22"/>
+        </w:rPr>
+        <w:t xml:space="preserve">(delta </w:t>
+      </w:r>
+      <w:r>
+        <w:rPr>
+          <w:rStyle w:val="SpecialCharTok"/>
+          <w:szCs w:val="22"/>
+        </w:rPr>
+        <w:t>*</w:t>
+      </w:r>
+      <w:r>
+        <w:rPr>
+          <w:rStyle w:val="StringTok"/>
+          <w:szCs w:val="22"/>
+        </w:rPr>
+        <w:t>' = 3'</w:t>
+      </w:r>
+      <w:r>
+        <w:rPr>
+          <w:rStyle w:val="NormalTok"/>
+          <w:szCs w:val="22"/>
+        </w:rPr>
+        <w:t xml:space="preserve">), </w:t>
+      </w:r>
+      <w:r>
+        <w:rPr>
+          <w:rStyle w:val="FunctionTok"/>
+          <w:szCs w:val="22"/>
+        </w:rPr>
+        <w:t>expression</w:t>
+      </w:r>
+      <w:r>
+        <w:rPr>
+          <w:rStyle w:val="NormalTok"/>
+          <w:szCs w:val="22"/>
+        </w:rPr>
+        <w:t xml:space="preserve">(delta </w:t>
+      </w:r>
+      <w:r>
+        <w:rPr>
+          <w:rStyle w:val="SpecialCharTok"/>
+          <w:szCs w:val="22"/>
+        </w:rPr>
+        <w:t>*</w:t>
+      </w:r>
+      <w:r>
+        <w:rPr>
+          <w:rStyle w:val="StringTok"/>
+          <w:szCs w:val="22"/>
+        </w:rPr>
+        <w:t>' = 4'</w:t>
+      </w:r>
+      <w:r>
+        <w:rPr>
+          <w:rStyle w:val="NormalTok"/>
+          <w:szCs w:val="22"/>
+        </w:rPr>
+        <w:t>)),</w:t>
+      </w:r>
+      <w:r>
+        <w:rPr>
+          <w:sz w:val="22"/>
+          <w:szCs w:val="22"/>
+        </w:rPr>
+        <w:br/>
+      </w:r>
+      <w:r>
+        <w:rPr>
+          <w:rStyle w:val="NormalTok"/>
+          <w:szCs w:val="22"/>
+        </w:rPr>
         <w:lastRenderedPageBreak/>
-        <w:t>lines</w:t>
-      </w:r>
-      <w:r>
-        <w:rPr>
-          <w:rStyle w:val="NormalTok"/>
-          <w:szCs w:val="22"/>
-        </w:rPr>
-        <w:t xml:space="preserve">(t, Rt3, </w:t>
-      </w:r>
-      <w:r>
-        <w:rPr>
-          <w:rStyle w:val="StringTok"/>
-          <w:szCs w:val="22"/>
-        </w:rPr>
-        <w:t>"l"</w:t>
-      </w:r>
-      <w:r>
-        <w:rPr>
-          <w:rStyle w:val="NormalTok"/>
-          <w:szCs w:val="22"/>
-        </w:rPr>
-        <w:t xml:space="preserve">, </w:t>
-      </w:r>
-      <w:r>
-        <w:rPr>
-          <w:rStyle w:val="AttributeTok"/>
-          <w:szCs w:val="22"/>
-        </w:rPr>
-        <w:t>col=</w:t>
-      </w:r>
-      <w:r>
-        <w:rPr>
-          <w:rStyle w:val="StringTok"/>
-          <w:szCs w:val="22"/>
-        </w:rPr>
-        <w:t>"blue"</w:t>
-      </w:r>
-      <w:r>
-        <w:rPr>
-          <w:rStyle w:val="NormalTok"/>
-          <w:szCs w:val="22"/>
-        </w:rPr>
-        <w:t>)</w:t>
-      </w:r>
-      <w:r>
-        <w:rPr>
-          <w:sz w:val="22"/>
-          <w:szCs w:val="22"/>
-        </w:rPr>
-        <w:br/>
-      </w:r>
-      <w:r>
-        <w:rPr>
-          <w:rStyle w:val="FunctionTok"/>
-          <w:szCs w:val="22"/>
-        </w:rPr>
-        <w:t>lines</w:t>
-      </w:r>
-      <w:r>
-        <w:rPr>
-          <w:rStyle w:val="NormalTok"/>
-          <w:szCs w:val="22"/>
-        </w:rPr>
-        <w:t xml:space="preserve">(t, Rt4, </w:t>
-      </w:r>
-      <w:r>
-        <w:rPr>
-          <w:rStyle w:val="StringTok"/>
-          <w:szCs w:val="22"/>
-        </w:rPr>
-        <w:t>"l"</w:t>
-      </w:r>
-      <w:r>
-        <w:rPr>
-          <w:rStyle w:val="NormalTok"/>
-          <w:szCs w:val="22"/>
-        </w:rPr>
-        <w:t xml:space="preserve">, </w:t>
-      </w:r>
-      <w:r>
-        <w:rPr>
-          <w:rStyle w:val="AttributeTok"/>
-          <w:szCs w:val="22"/>
-        </w:rPr>
-        <w:t>col=</w:t>
-      </w:r>
-      <w:r>
-        <w:rPr>
-          <w:rStyle w:val="StringTok"/>
-          <w:szCs w:val="22"/>
-        </w:rPr>
-        <w:t>"green"</w:t>
-      </w:r>
-      <w:r>
-        <w:rPr>
-          <w:rStyle w:val="NormalTok"/>
-          <w:szCs w:val="22"/>
-        </w:rPr>
-        <w:t>)</w:t>
-      </w:r>
-      <w:r>
-        <w:rPr>
-          <w:sz w:val="22"/>
-          <w:szCs w:val="22"/>
-        </w:rPr>
-        <w:br/>
-      </w:r>
-      <w:r>
-        <w:rPr>
-          <w:rStyle w:val="FunctionTok"/>
-          <w:szCs w:val="22"/>
-        </w:rPr>
-        <w:t>legend</w:t>
-      </w:r>
-      <w:r>
-        <w:rPr>
-          <w:rStyle w:val="NormalTok"/>
-          <w:szCs w:val="22"/>
-        </w:rPr>
-        <w:t>(</w:t>
-      </w:r>
-      <w:r>
-        <w:rPr>
-          <w:rStyle w:val="StringTok"/>
-          <w:szCs w:val="22"/>
-        </w:rPr>
-        <w:t>"topleft"</w:t>
-      </w:r>
-      <w:r>
-        <w:rPr>
-          <w:rStyle w:val="NormalTok"/>
-          <w:szCs w:val="22"/>
-        </w:rPr>
-        <w:t>,</w:t>
-      </w:r>
-      <w:r>
-        <w:rPr>
-          <w:sz w:val="22"/>
-          <w:szCs w:val="22"/>
-        </w:rPr>
-        <w:br/>
-      </w:r>
-      <w:r>
-        <w:rPr>
-          <w:rStyle w:val="NormalTok"/>
-          <w:szCs w:val="22"/>
-        </w:rPr>
-        <w:t xml:space="preserve">       </w:t>
-      </w:r>
-      <w:r>
-        <w:rPr>
-          <w:rStyle w:val="AttributeTok"/>
-          <w:szCs w:val="22"/>
-        </w:rPr>
-        <w:t>legend =</w:t>
-      </w:r>
-      <w:r>
-        <w:rPr>
-          <w:rStyle w:val="NormalTok"/>
-          <w:szCs w:val="22"/>
-        </w:rPr>
-        <w:t xml:space="preserve"> </w:t>
-      </w:r>
-      <w:r>
-        <w:rPr>
-          <w:rStyle w:val="FunctionTok"/>
-          <w:szCs w:val="22"/>
-        </w:rPr>
-        <w:t>c</w:t>
-      </w:r>
-      <w:r>
-        <w:rPr>
-          <w:rStyle w:val="NormalTok"/>
-          <w:szCs w:val="22"/>
-        </w:rPr>
-        <w:t>(</w:t>
-      </w:r>
-      <w:r>
-        <w:rPr>
-          <w:rStyle w:val="FunctionTok"/>
-          <w:szCs w:val="22"/>
-        </w:rPr>
-        <w:t>expression</w:t>
-      </w:r>
-      <w:r>
-        <w:rPr>
-          <w:rStyle w:val="NormalTok"/>
-          <w:szCs w:val="22"/>
-        </w:rPr>
-        <w:t xml:space="preserve">(delta </w:t>
-      </w:r>
-      <w:r>
-        <w:rPr>
-          <w:rStyle w:val="SpecialCharTok"/>
-          <w:szCs w:val="22"/>
-        </w:rPr>
-        <w:t>*</w:t>
-      </w:r>
-      <w:r>
-        <w:rPr>
-          <w:rStyle w:val="StringTok"/>
-          <w:szCs w:val="22"/>
-        </w:rPr>
-        <w:t>' = 1'</w:t>
-      </w:r>
-      <w:r>
-        <w:rPr>
-          <w:rStyle w:val="NormalTok"/>
-          <w:szCs w:val="22"/>
-        </w:rPr>
-        <w:t xml:space="preserve">), </w:t>
-      </w:r>
-      <w:r>
-        <w:rPr>
-          <w:rStyle w:val="FunctionTok"/>
-          <w:szCs w:val="22"/>
-        </w:rPr>
-        <w:t>expression</w:t>
-      </w:r>
-      <w:r>
-        <w:rPr>
-          <w:rStyle w:val="NormalTok"/>
-          <w:szCs w:val="22"/>
-        </w:rPr>
-        <w:t xml:space="preserve">(delta </w:t>
-      </w:r>
-      <w:r>
-        <w:rPr>
-          <w:rStyle w:val="SpecialCharTok"/>
-          <w:szCs w:val="22"/>
-        </w:rPr>
-        <w:t>*</w:t>
-      </w:r>
-      <w:r>
-        <w:rPr>
-          <w:rStyle w:val="StringTok"/>
-          <w:szCs w:val="22"/>
-        </w:rPr>
-        <w:t>' = 2'</w:t>
-      </w:r>
-      <w:r>
-        <w:rPr>
-          <w:rStyle w:val="NormalTok"/>
-          <w:szCs w:val="22"/>
-        </w:rPr>
-        <w:t xml:space="preserve">), </w:t>
-      </w:r>
-      <w:r>
-        <w:rPr>
-          <w:rStyle w:val="FunctionTok"/>
-          <w:szCs w:val="22"/>
-        </w:rPr>
-        <w:t>expression</w:t>
-      </w:r>
-      <w:r>
-        <w:rPr>
-          <w:rStyle w:val="NormalTok"/>
-          <w:szCs w:val="22"/>
-        </w:rPr>
-        <w:t xml:space="preserve">(delta </w:t>
-      </w:r>
-      <w:r>
-        <w:rPr>
-          <w:rStyle w:val="SpecialCharTok"/>
-          <w:szCs w:val="22"/>
-        </w:rPr>
-        <w:t>*</w:t>
-      </w:r>
-      <w:r>
-        <w:rPr>
-          <w:rStyle w:val="StringTok"/>
-          <w:szCs w:val="22"/>
-        </w:rPr>
-        <w:t>' = 3'</w:t>
-      </w:r>
-      <w:r>
-        <w:rPr>
-          <w:rStyle w:val="NormalTok"/>
-          <w:szCs w:val="22"/>
-        </w:rPr>
-        <w:t xml:space="preserve">), </w:t>
-      </w:r>
-      <w:r>
-        <w:rPr>
-          <w:rStyle w:val="FunctionTok"/>
-          <w:szCs w:val="22"/>
-        </w:rPr>
-        <w:t>expression</w:t>
-      </w:r>
-      <w:r>
-        <w:rPr>
-          <w:rStyle w:val="NormalTok"/>
-          <w:szCs w:val="22"/>
-        </w:rPr>
-        <w:t xml:space="preserve">(delta </w:t>
-      </w:r>
-      <w:r>
-        <w:rPr>
-          <w:rStyle w:val="SpecialCharTok"/>
-          <w:szCs w:val="22"/>
-        </w:rPr>
-        <w:t>*</w:t>
-      </w:r>
-      <w:r>
-        <w:rPr>
-          <w:rStyle w:val="StringTok"/>
-          <w:szCs w:val="22"/>
-        </w:rPr>
-        <w:t>' = 4'</w:t>
-      </w:r>
-      <w:r>
-        <w:rPr>
-          <w:rStyle w:val="NormalTok"/>
-          <w:szCs w:val="22"/>
-        </w:rPr>
-        <w:t>)),</w:t>
-      </w:r>
-      <w:r>
-        <w:rPr>
-          <w:sz w:val="22"/>
-          <w:szCs w:val="22"/>
-        </w:rPr>
-        <w:br/>
-      </w:r>
-      <w:r>
-        <w:rPr>
-          <w:rStyle w:val="NormalTok"/>
-          <w:szCs w:val="22"/>
-        </w:rPr>
         <w:t xml:space="preserve">       </w:t>
       </w:r>
       <w:r>
@@ -4266,8 +4237,8 @@
           <w:szCs w:val="22"/>
         </w:rPr>
         <w:drawing>
-          <wp:inline distT="0" distB="0" distL="0" distR="0" wp14:anchorId="47D90107" wp14:editId="09733D1C">
-            <wp:extent cx="2959100" cy="2292350"/>
+          <wp:inline distT="0" distB="0" distL="0" distR="0" wp14:anchorId="47D90107" wp14:editId="4B959580">
+            <wp:extent cx="2495550" cy="1873250"/>
             <wp:effectExtent l="0" t="0" r="0" b="0"/>
             <wp:docPr id="21" name="Picture"/>
             <wp:cNvGraphicFramePr/>
@@ -4289,7 +4260,7 @@
                   <pic:spPr bwMode="auto">
                     <a:xfrm>
                       <a:off x="0" y="0"/>
-                      <a:ext cx="2959427" cy="2292603"/>
+                      <a:ext cx="2495831" cy="1873461"/>
                     </a:xfrm>
                     <a:prstGeom prst="rect">
                       <a:avLst/>
@@ -5024,24 +4995,7 @@
           <w:sz w:val="22"/>
           <w:szCs w:val="22"/>
         </w:rPr>
-        <w:lastRenderedPageBreak/>
-        <w:t xml:space="preserve">Simulate maximum for each path and calculate the </w:t>
-      </w:r>
-      <w:proofErr w:type="gramStart"/>
-      <w:r>
-        <w:rPr>
-          <w:sz w:val="22"/>
-          <w:szCs w:val="22"/>
-        </w:rPr>
-        <w:t>mean</w:t>
-      </w:r>
-      <w:proofErr w:type="gramEnd"/>
-      <w:r>
-        <w:rPr>
-          <w:sz w:val="22"/>
-          <w:szCs w:val="22"/>
-        </w:rPr>
-        <w:t xml:space="preserve"> of this maximum:</w:t>
+        <w:t>Simulate maximum for each path and calculate the mean of this maximum:</w:t>
       </w:r>
     </w:p>
     <w:p>
@@ -5283,6 +5237,7 @@
           <w:rStyle w:val="NormalTok"/>
           <w:szCs w:val="22"/>
         </w:rPr>
+        <w:lastRenderedPageBreak/>
         <w:t xml:space="preserve">     </w:t>
       </w:r>
       <w:r>
@@ -6832,7 +6787,6 @@
           <w:rStyle w:val="NormalTok"/>
           <w:szCs w:val="22"/>
         </w:rPr>
-        <w:lastRenderedPageBreak/>
         <w:t xml:space="preserve">        </w:t>
       </w:r>
       <w:r>
@@ -6944,6 +6898,742 @@
           <w:szCs w:val="22"/>
         </w:rPr>
       </w:pPr>
+    </w:p>
+    <w:p>
+      <w:pPr>
+        <w:pStyle w:val="a0"/>
+        <w:spacing w:line="200" w:lineRule="atLeast"/>
+        <w:rPr>
+          <w:sz w:val="22"/>
+          <w:szCs w:val="22"/>
+        </w:rPr>
+      </w:pPr>
+      <w:r>
+        <w:rPr>
+          <w:sz w:val="22"/>
+          <w:szCs w:val="22"/>
+        </w:rPr>
+        <w:t xml:space="preserve">Second, construct payoff matrix for exercisable dates. The option will be exercised when the highest payoff is reached. Assign this values to the exercise time </w:t>
+      </w:r>
+      <m:oMath>
+        <m:r>
+          <w:rPr>
+            <w:rFonts w:ascii="Cambria Math" w:hAnsi="Cambria Math"/>
+            <w:sz w:val="22"/>
+            <w:szCs w:val="22"/>
+          </w:rPr>
+          <m:t>τ</m:t>
+        </m:r>
+      </m:oMath>
+      <w:r>
+        <w:rPr>
+          <w:sz w:val="22"/>
+          <w:szCs w:val="22"/>
+        </w:rPr>
+        <w:t>.</w:t>
+      </w:r>
+    </w:p>
+    <w:p>
+      <w:pPr>
+        <w:pStyle w:val="SourceCode"/>
+        <w:wordWrap/>
+        <w:spacing w:line="200" w:lineRule="atLeast"/>
+        <w:rPr>
+          <w:sz w:val="22"/>
+          <w:szCs w:val="22"/>
+        </w:rPr>
+      </w:pPr>
+      <w:r>
+        <w:rPr>
+          <w:rStyle w:val="NormalTok"/>
+          <w:szCs w:val="22"/>
+        </w:rPr>
+        <w:lastRenderedPageBreak/>
+        <w:t xml:space="preserve">tk_index </w:t>
+      </w:r>
+      <w:r>
+        <w:rPr>
+          <w:rStyle w:val="OtherTok"/>
+          <w:szCs w:val="22"/>
+        </w:rPr>
+        <w:t>&lt;-</w:t>
+      </w:r>
+      <w:r>
+        <w:rPr>
+          <w:rStyle w:val="NormalTok"/>
+          <w:szCs w:val="22"/>
+        </w:rPr>
+        <w:t xml:space="preserve"> (</w:t>
+      </w:r>
+      <w:r>
+        <w:rPr>
+          <w:rStyle w:val="DecValTok"/>
+          <w:szCs w:val="22"/>
+        </w:rPr>
+        <w:t>1</w:t>
+      </w:r>
+      <w:r>
+        <w:rPr>
+          <w:rStyle w:val="SpecialCharTok"/>
+          <w:szCs w:val="22"/>
+        </w:rPr>
+        <w:t>:</w:t>
+      </w:r>
+      <w:r>
+        <w:rPr>
+          <w:rStyle w:val="DecValTok"/>
+          <w:szCs w:val="22"/>
+        </w:rPr>
+        <w:t>10</w:t>
+      </w:r>
+      <w:r>
+        <w:rPr>
+          <w:rStyle w:val="NormalTok"/>
+          <w:szCs w:val="22"/>
+        </w:rPr>
+        <w:t>)</w:t>
+      </w:r>
+      <w:r>
+        <w:rPr>
+          <w:rStyle w:val="SpecialCharTok"/>
+          <w:szCs w:val="22"/>
+        </w:rPr>
+        <w:t>/</w:t>
+      </w:r>
+      <w:r>
+        <w:rPr>
+          <w:rStyle w:val="NormalTok"/>
+          <w:szCs w:val="22"/>
+        </w:rPr>
+        <w:t>(</w:t>
+      </w:r>
+      <w:r>
+        <w:rPr>
+          <w:rStyle w:val="DecValTok"/>
+          <w:szCs w:val="22"/>
+        </w:rPr>
+        <w:t>10</w:t>
+      </w:r>
+      <w:r>
+        <w:rPr>
+          <w:rStyle w:val="SpecialCharTok"/>
+          <w:szCs w:val="22"/>
+        </w:rPr>
+        <w:t>/</w:t>
+      </w:r>
+      <w:r>
+        <w:rPr>
+          <w:rStyle w:val="DecValTok"/>
+          <w:szCs w:val="22"/>
+        </w:rPr>
+        <w:t>1000</w:t>
+      </w:r>
+      <w:r>
+        <w:rPr>
+          <w:rStyle w:val="NormalTok"/>
+          <w:szCs w:val="22"/>
+        </w:rPr>
+        <w:t xml:space="preserve">) </w:t>
+      </w:r>
+      <w:r>
+        <w:rPr>
+          <w:rStyle w:val="SpecialCharTok"/>
+          <w:szCs w:val="22"/>
+        </w:rPr>
+        <w:t>+</w:t>
+      </w:r>
+      <w:r>
+        <w:rPr>
+          <w:rStyle w:val="NormalTok"/>
+          <w:szCs w:val="22"/>
+        </w:rPr>
+        <w:t xml:space="preserve"> </w:t>
+      </w:r>
+      <w:r>
+        <w:rPr>
+          <w:rStyle w:val="DecValTok"/>
+          <w:szCs w:val="22"/>
+        </w:rPr>
+        <w:t>1</w:t>
+      </w:r>
+      <w:r>
+        <w:rPr>
+          <w:sz w:val="22"/>
+          <w:szCs w:val="22"/>
+        </w:rPr>
+        <w:br/>
+      </w:r>
+      <w:r>
+        <w:rPr>
+          <w:rStyle w:val="NormalTok"/>
+          <w:szCs w:val="22"/>
+        </w:rPr>
+        <w:t xml:space="preserve">Rtk </w:t>
+      </w:r>
+      <w:r>
+        <w:rPr>
+          <w:rStyle w:val="OtherTok"/>
+          <w:szCs w:val="22"/>
+        </w:rPr>
+        <w:t>&lt;-</w:t>
+      </w:r>
+      <w:r>
+        <w:rPr>
+          <w:rStyle w:val="NormalTok"/>
+          <w:szCs w:val="22"/>
+        </w:rPr>
+        <w:t xml:space="preserve"> Rt_matrix[tk_index, ]  </w:t>
+      </w:r>
+      <w:r>
+        <w:rPr>
+          <w:rStyle w:val="CommentTok"/>
+          <w:szCs w:val="22"/>
+        </w:rPr>
+        <w:t># rows: tk, cols: mth path of Rt</w:t>
+      </w:r>
+      <w:r>
+        <w:rPr>
+          <w:sz w:val="22"/>
+          <w:szCs w:val="22"/>
+        </w:rPr>
+        <w:br/>
+      </w:r>
+      <w:r>
+        <w:rPr>
+          <w:rStyle w:val="NormalTok"/>
+          <w:szCs w:val="22"/>
+        </w:rPr>
+        <w:t xml:space="preserve">tk_payoff </w:t>
+      </w:r>
+      <w:r>
+        <w:rPr>
+          <w:rStyle w:val="OtherTok"/>
+          <w:szCs w:val="22"/>
+        </w:rPr>
+        <w:t>&lt;-</w:t>
+      </w:r>
+      <w:r>
+        <w:rPr>
+          <w:rStyle w:val="NormalTok"/>
+          <w:szCs w:val="22"/>
+        </w:rPr>
+        <w:t xml:space="preserve"> </w:t>
+      </w:r>
+      <w:r>
+        <w:rPr>
+          <w:rStyle w:val="FunctionTok"/>
+          <w:szCs w:val="22"/>
+        </w:rPr>
+        <w:t>pmax</w:t>
+      </w:r>
+      <w:r>
+        <w:rPr>
+          <w:rStyle w:val="NormalTok"/>
+          <w:szCs w:val="22"/>
+        </w:rPr>
+        <w:t xml:space="preserve">(Rtk </w:t>
+      </w:r>
+      <w:r>
+        <w:rPr>
+          <w:rStyle w:val="SpecialCharTok"/>
+          <w:szCs w:val="22"/>
+        </w:rPr>
+        <w:t>-</w:t>
+      </w:r>
+      <w:r>
+        <w:rPr>
+          <w:rStyle w:val="NormalTok"/>
+          <w:szCs w:val="22"/>
+        </w:rPr>
+        <w:t xml:space="preserve"> K, </w:t>
+      </w:r>
+      <w:r>
+        <w:rPr>
+          <w:rStyle w:val="DecValTok"/>
+          <w:szCs w:val="22"/>
+        </w:rPr>
+        <w:t>0</w:t>
+      </w:r>
+      <w:r>
+        <w:rPr>
+          <w:rStyle w:val="NormalTok"/>
+          <w:szCs w:val="22"/>
+        </w:rPr>
+        <w:t xml:space="preserve">)  </w:t>
+      </w:r>
+      <w:r>
+        <w:rPr>
+          <w:rStyle w:val="CommentTok"/>
+          <w:szCs w:val="22"/>
+        </w:rPr>
+        <w:t># (Rt - K)+</w:t>
+      </w:r>
+      <w:r>
+        <w:rPr>
+          <w:sz w:val="22"/>
+          <w:szCs w:val="22"/>
+        </w:rPr>
+        <w:br/>
+      </w:r>
+      <w:r>
+        <w:rPr>
+          <w:rStyle w:val="NormalTok"/>
+          <w:szCs w:val="22"/>
+        </w:rPr>
+        <w:t xml:space="preserve">exercise_time </w:t>
+      </w:r>
+      <w:r>
+        <w:rPr>
+          <w:rStyle w:val="OtherTok"/>
+          <w:szCs w:val="22"/>
+        </w:rPr>
+        <w:t>&lt;-</w:t>
+      </w:r>
+      <w:r>
+        <w:rPr>
+          <w:rStyle w:val="NormalTok"/>
+          <w:szCs w:val="22"/>
+        </w:rPr>
+        <w:t xml:space="preserve"> </w:t>
+      </w:r>
+      <w:r>
+        <w:rPr>
+          <w:rStyle w:val="FunctionTok"/>
+          <w:szCs w:val="22"/>
+        </w:rPr>
+        <w:t>apply</w:t>
+      </w:r>
+      <w:r>
+        <w:rPr>
+          <w:rStyle w:val="NormalTok"/>
+          <w:szCs w:val="22"/>
+        </w:rPr>
+        <w:t xml:space="preserve">(tk_payoff, </w:t>
+      </w:r>
+      <w:r>
+        <w:rPr>
+          <w:rStyle w:val="DecValTok"/>
+          <w:szCs w:val="22"/>
+        </w:rPr>
+        <w:t>2</w:t>
+      </w:r>
+      <w:r>
+        <w:rPr>
+          <w:rStyle w:val="NormalTok"/>
+          <w:szCs w:val="22"/>
+        </w:rPr>
+        <w:t xml:space="preserve">, </w:t>
+      </w:r>
+      <w:r>
+        <w:rPr>
+          <w:rStyle w:val="ControlFlowTok"/>
+          <w:szCs w:val="22"/>
+        </w:rPr>
+        <w:t>function</w:t>
+      </w:r>
+      <w:r>
+        <w:rPr>
+          <w:rStyle w:val="NormalTok"/>
+          <w:szCs w:val="22"/>
+        </w:rPr>
+        <w:t>(payoffs) {</w:t>
+      </w:r>
+      <w:r>
+        <w:rPr>
+          <w:sz w:val="22"/>
+          <w:szCs w:val="22"/>
+        </w:rPr>
+        <w:br/>
+      </w:r>
+      <w:r>
+        <w:rPr>
+          <w:rStyle w:val="NormalTok"/>
+          <w:szCs w:val="22"/>
+        </w:rPr>
+        <w:t xml:space="preserve">  idx </w:t>
+      </w:r>
+      <w:r>
+        <w:rPr>
+          <w:rStyle w:val="OtherTok"/>
+          <w:szCs w:val="22"/>
+        </w:rPr>
+        <w:t>&lt;-</w:t>
+      </w:r>
+      <w:r>
+        <w:rPr>
+          <w:rStyle w:val="NormalTok"/>
+          <w:szCs w:val="22"/>
+        </w:rPr>
+        <w:t xml:space="preserve"> </w:t>
+      </w:r>
+      <w:r>
+        <w:rPr>
+          <w:rStyle w:val="FunctionTok"/>
+          <w:szCs w:val="22"/>
+        </w:rPr>
+        <w:t>which.max</w:t>
+      </w:r>
+      <w:r>
+        <w:rPr>
+          <w:rStyle w:val="NormalTok"/>
+          <w:szCs w:val="22"/>
+        </w:rPr>
+        <w:t xml:space="preserve">(payoffs)  </w:t>
+      </w:r>
+      <w:r>
+        <w:rPr>
+          <w:rStyle w:val="CommentTok"/>
+          <w:szCs w:val="22"/>
+        </w:rPr>
+        <w:t># highest positive payoff</w:t>
+      </w:r>
+      <w:r>
+        <w:rPr>
+          <w:sz w:val="22"/>
+          <w:szCs w:val="22"/>
+        </w:rPr>
+        <w:br/>
+      </w:r>
+      <w:r>
+        <w:rPr>
+          <w:rStyle w:val="NormalTok"/>
+          <w:szCs w:val="22"/>
+        </w:rPr>
+        <w:t xml:space="preserve">  </w:t>
+      </w:r>
+      <w:r>
+        <w:rPr>
+          <w:rStyle w:val="ControlFlowTok"/>
+          <w:szCs w:val="22"/>
+        </w:rPr>
+        <w:t>if</w:t>
+      </w:r>
+      <w:r>
+        <w:rPr>
+          <w:rStyle w:val="NormalTok"/>
+          <w:szCs w:val="22"/>
+        </w:rPr>
+        <w:t xml:space="preserve"> (</w:t>
+      </w:r>
+      <w:r>
+        <w:rPr>
+          <w:rStyle w:val="FunctionTok"/>
+          <w:szCs w:val="22"/>
+        </w:rPr>
+        <w:t>is.na</w:t>
+      </w:r>
+      <w:r>
+        <w:rPr>
+          <w:rStyle w:val="NormalTok"/>
+          <w:szCs w:val="22"/>
+        </w:rPr>
+        <w:t xml:space="preserve">(idx)) </w:t>
+      </w:r>
+      <w:r>
+        <w:rPr>
+          <w:rStyle w:val="FunctionTok"/>
+          <w:szCs w:val="22"/>
+        </w:rPr>
+        <w:t>return</w:t>
+      </w:r>
+      <w:r>
+        <w:rPr>
+          <w:rStyle w:val="NormalTok"/>
+          <w:szCs w:val="22"/>
+        </w:rPr>
+        <w:t>(</w:t>
+      </w:r>
+      <w:r>
+        <w:rPr>
+          <w:rStyle w:val="ConstantTok"/>
+          <w:szCs w:val="22"/>
+        </w:rPr>
+        <w:t>NA</w:t>
+      </w:r>
+      <w:r>
+        <w:rPr>
+          <w:rStyle w:val="NormalTok"/>
+          <w:szCs w:val="22"/>
+        </w:rPr>
+        <w:t xml:space="preserve">)   </w:t>
+      </w:r>
+      <w:r>
+        <w:rPr>
+          <w:rStyle w:val="CommentTok"/>
+          <w:szCs w:val="22"/>
+        </w:rPr>
+        <w:t># never exercised</w:t>
+      </w:r>
+      <w:r>
+        <w:rPr>
+          <w:sz w:val="22"/>
+          <w:szCs w:val="22"/>
+        </w:rPr>
+        <w:br/>
+      </w:r>
+      <w:r>
+        <w:rPr>
+          <w:rStyle w:val="NormalTok"/>
+          <w:szCs w:val="22"/>
+        </w:rPr>
+        <w:t xml:space="preserve">  </w:t>
+      </w:r>
+      <w:r>
+        <w:rPr>
+          <w:rStyle w:val="FunctionTok"/>
+          <w:szCs w:val="22"/>
+        </w:rPr>
+        <w:t>return</w:t>
+      </w:r>
+      <w:r>
+        <w:rPr>
+          <w:rStyle w:val="NormalTok"/>
+          <w:szCs w:val="22"/>
+        </w:rPr>
+        <w:t xml:space="preserve">(idx)  </w:t>
+      </w:r>
+      <w:r>
+        <w:rPr>
+          <w:rStyle w:val="CommentTok"/>
+          <w:szCs w:val="22"/>
+        </w:rPr>
+        <w:t># tk index 1:10</w:t>
+      </w:r>
+      <w:r>
+        <w:rPr>
+          <w:sz w:val="22"/>
+          <w:szCs w:val="22"/>
+        </w:rPr>
+        <w:br/>
+      </w:r>
+      <w:r>
+        <w:rPr>
+          <w:rStyle w:val="NormalTok"/>
+          <w:szCs w:val="22"/>
+        </w:rPr>
+        <w:t>})</w:t>
+      </w:r>
+      <w:r>
+        <w:rPr>
+          <w:sz w:val="22"/>
+          <w:szCs w:val="22"/>
+        </w:rPr>
+        <w:br/>
+      </w:r>
+      <w:r>
+        <w:rPr>
+          <w:rStyle w:val="CommentTok"/>
+          <w:szCs w:val="22"/>
+        </w:rPr>
+        <w:t># Convert index to actual time τ</w:t>
+      </w:r>
+      <w:r>
+        <w:rPr>
+          <w:sz w:val="22"/>
+          <w:szCs w:val="22"/>
+        </w:rPr>
+        <w:br/>
+      </w:r>
+      <w:r>
+        <w:rPr>
+          <w:rStyle w:val="NormalTok"/>
+          <w:szCs w:val="22"/>
+        </w:rPr>
+        <w:t xml:space="preserve">tau </w:t>
+      </w:r>
+      <w:r>
+        <w:rPr>
+          <w:rStyle w:val="OtherTok"/>
+          <w:szCs w:val="22"/>
+        </w:rPr>
+        <w:t>&lt;-</w:t>
+      </w:r>
+      <w:r>
+        <w:rPr>
+          <w:rStyle w:val="NormalTok"/>
+          <w:szCs w:val="22"/>
+        </w:rPr>
+        <w:t xml:space="preserve"> </w:t>
+      </w:r>
+      <w:r>
+        <w:rPr>
+          <w:rStyle w:val="FunctionTok"/>
+          <w:szCs w:val="22"/>
+        </w:rPr>
+        <w:t>ifelse</w:t>
+      </w:r>
+      <w:r>
+        <w:rPr>
+          <w:rStyle w:val="NormalTok"/>
+          <w:szCs w:val="22"/>
+        </w:rPr>
+        <w:t>(</w:t>
+      </w:r>
+      <w:r>
+        <w:rPr>
+          <w:rStyle w:val="FunctionTok"/>
+          <w:szCs w:val="22"/>
+        </w:rPr>
+        <w:t>is.na</w:t>
+      </w:r>
+      <w:r>
+        <w:rPr>
+          <w:rStyle w:val="NormalTok"/>
+          <w:szCs w:val="22"/>
+        </w:rPr>
+        <w:t xml:space="preserve">(exercise_time), </w:t>
+      </w:r>
+      <w:r>
+        <w:rPr>
+          <w:rStyle w:val="ConstantTok"/>
+          <w:szCs w:val="22"/>
+        </w:rPr>
+        <w:t>NA</w:t>
+      </w:r>
+      <w:r>
+        <w:rPr>
+          <w:rStyle w:val="NormalTok"/>
+          <w:szCs w:val="22"/>
+        </w:rPr>
+        <w:t xml:space="preserve">, exercise_time)  </w:t>
+      </w:r>
+      <w:r>
+        <w:rPr>
+          <w:rStyle w:val="CommentTok"/>
+          <w:szCs w:val="22"/>
+        </w:rPr>
+        <w:t># τ in 1:10</w:t>
+      </w:r>
+      <w:r>
+        <w:rPr>
+          <w:sz w:val="22"/>
+          <w:szCs w:val="22"/>
+        </w:rPr>
+        <w:br/>
+      </w:r>
+      <w:r>
+        <w:rPr>
+          <w:rStyle w:val="FunctionTok"/>
+          <w:szCs w:val="22"/>
+        </w:rPr>
+        <w:t>hist</w:t>
+      </w:r>
+      <w:r>
+        <w:rPr>
+          <w:rStyle w:val="NormalTok"/>
+          <w:szCs w:val="22"/>
+        </w:rPr>
+        <w:t xml:space="preserve">(tau, </w:t>
+      </w:r>
+      <w:r>
+        <w:rPr>
+          <w:rStyle w:val="AttributeTok"/>
+          <w:szCs w:val="22"/>
+        </w:rPr>
+        <w:t>prob =</w:t>
+      </w:r>
+      <w:r>
+        <w:rPr>
+          <w:rStyle w:val="NormalTok"/>
+          <w:szCs w:val="22"/>
+        </w:rPr>
+        <w:t xml:space="preserve"> T, </w:t>
+      </w:r>
+      <w:r>
+        <w:rPr>
+          <w:rStyle w:val="AttributeTok"/>
+          <w:szCs w:val="22"/>
+        </w:rPr>
+        <w:t>breaks =</w:t>
+      </w:r>
+      <w:r>
+        <w:rPr>
+          <w:rStyle w:val="NormalTok"/>
+          <w:szCs w:val="22"/>
+        </w:rPr>
+        <w:t xml:space="preserve"> </w:t>
+      </w:r>
+      <w:r>
+        <w:rPr>
+          <w:rStyle w:val="DecValTok"/>
+          <w:szCs w:val="22"/>
+        </w:rPr>
+        <w:t>20</w:t>
+      </w:r>
+      <w:r>
+        <w:rPr>
+          <w:rStyle w:val="NormalTok"/>
+          <w:szCs w:val="22"/>
+        </w:rPr>
+        <w:t>)</w:t>
+      </w:r>
+      <w:r>
+        <w:rPr>
+          <w:sz w:val="22"/>
+          <w:szCs w:val="22"/>
+        </w:rPr>
+        <w:br/>
+      </w:r>
+      <w:r>
+        <w:rPr>
+          <w:rStyle w:val="FunctionTok"/>
+          <w:szCs w:val="22"/>
+        </w:rPr>
+        <w:t>lines</w:t>
+      </w:r>
+      <w:r>
+        <w:rPr>
+          <w:rStyle w:val="NormalTok"/>
+          <w:szCs w:val="22"/>
+        </w:rPr>
+        <w:t>(</w:t>
+      </w:r>
+      <w:r>
+        <w:rPr>
+          <w:rStyle w:val="FunctionTok"/>
+          <w:szCs w:val="22"/>
+        </w:rPr>
+        <w:t>density</w:t>
+      </w:r>
+      <w:r>
+        <w:rPr>
+          <w:rStyle w:val="NormalTok"/>
+          <w:szCs w:val="22"/>
+        </w:rPr>
+        <w:t>(tau[</w:t>
+      </w:r>
+      <w:r>
+        <w:rPr>
+          <w:rStyle w:val="SpecialCharTok"/>
+          <w:szCs w:val="22"/>
+        </w:rPr>
+        <w:t>!</w:t>
+      </w:r>
+      <w:r>
+        <w:rPr>
+          <w:rStyle w:val="FunctionTok"/>
+          <w:szCs w:val="22"/>
+        </w:rPr>
+        <w:t>is.na</w:t>
+      </w:r>
+      <w:r>
+        <w:rPr>
+          <w:rStyle w:val="NormalTok"/>
+          <w:szCs w:val="22"/>
+        </w:rPr>
+        <w:t>(tau)]))</w:t>
+      </w:r>
+    </w:p>
+    <w:p>
+      <w:pPr>
+        <w:pStyle w:val="FirstParagraph"/>
+        <w:spacing w:line="200" w:lineRule="atLeast"/>
+        <w:jc w:val="center"/>
+        <w:rPr>
+          <w:sz w:val="22"/>
+          <w:szCs w:val="22"/>
+        </w:rPr>
+      </w:pPr>
       <w:r>
         <w:rPr>
           <w:noProof/>
@@ -6951,16 +7641,16 @@
           <w:szCs w:val="22"/>
         </w:rPr>
         <w:drawing>
-          <wp:inline distT="0" distB="0" distL="0" distR="0" wp14:anchorId="30D9C55C" wp14:editId="0D81D727">
+          <wp:inline distT="0" distB="0" distL="0" distR="0" wp14:anchorId="68686C86" wp14:editId="6F98ED4C">
             <wp:extent cx="2063750" cy="1689100"/>
             <wp:effectExtent l="0" t="0" r="0" b="0"/>
-            <wp:docPr id="32" name="Picture"/>
+            <wp:docPr id="32" name="Picture" descr="图表, 散点图&#10;&#10;AI 生成的内容可能不正确。"/>
             <wp:cNvGraphicFramePr/>
             <a:graphic xmlns:a="http://schemas.openxmlformats.org/drawingml/2006/main">
               <a:graphicData uri="http://schemas.openxmlformats.org/drawingml/2006/picture">
                 <pic:pic xmlns:pic="http://schemas.openxmlformats.org/drawingml/2006/picture">
                   <pic:nvPicPr>
-                    <pic:cNvPr id="33" name="Picture" descr="ST303-Q3-edit-3_files/figure-docx/unnamed-chunk-4-1.png"/>
+                    <pic:cNvPr id="32" name="Picture" descr="图表, 散点图&#10;&#10;AI 生成的内容可能不正确。"/>
                     <pic:cNvPicPr>
                       <a:picLocks noChangeAspect="1" noChangeArrowheads="1"/>
                     </pic:cNvPicPr>
@@ -6999,7 +7689,7 @@
           <w:szCs w:val="22"/>
         </w:rPr>
         <w:drawing>
-          <wp:inline distT="0" distB="0" distL="0" distR="0" wp14:anchorId="57CAAA84" wp14:editId="45E34785">
+          <wp:inline distT="0" distB="0" distL="0" distR="0" wp14:anchorId="1284A80E" wp14:editId="70AFAFB2">
             <wp:extent cx="2025650" cy="1670050"/>
             <wp:effectExtent l="0" t="0" r="0" b="0"/>
             <wp:docPr id="35" name="Picture" descr="图表, 直方图&#10;&#10;AI 生成的内容可能不正确。"/>
@@ -7043,72 +7733,6 @@
     </w:p>
     <w:p>
       <w:pPr>
-        <w:pStyle w:val="a0"/>
-        <w:spacing w:line="200" w:lineRule="atLeast"/>
-        <w:rPr>
-          <w:sz w:val="22"/>
-          <w:szCs w:val="22"/>
-        </w:rPr>
-      </w:pPr>
-      <w:r>
-        <w:rPr>
-          <w:sz w:val="22"/>
-          <w:szCs w:val="22"/>
-        </w:rPr>
-        <w:t xml:space="preserve">Second, construct </w:t>
-      </w:r>
-      <w:proofErr w:type="gramStart"/>
-      <w:r>
-        <w:rPr>
-          <w:sz w:val="22"/>
-          <w:szCs w:val="22"/>
-        </w:rPr>
-        <w:t>payoff</w:t>
-      </w:r>
-      <w:proofErr w:type="gramEnd"/>
-      <w:r>
-        <w:rPr>
-          <w:sz w:val="22"/>
-          <w:szCs w:val="22"/>
-        </w:rPr>
-        <w:t xml:space="preserve"> matrix for exercisable dates. The option will be exercised when the highest payoff is reached. Assign </w:t>
-      </w:r>
-      <w:proofErr w:type="gramStart"/>
-      <w:r>
-        <w:rPr>
-          <w:sz w:val="22"/>
-          <w:szCs w:val="22"/>
-        </w:rPr>
-        <w:t>this values</w:t>
-      </w:r>
-      <w:proofErr w:type="gramEnd"/>
-      <w:r>
-        <w:rPr>
-          <w:sz w:val="22"/>
-          <w:szCs w:val="22"/>
-        </w:rPr>
-        <w:t xml:space="preserve"> to the exercise time </w:t>
-      </w:r>
-      <m:oMath>
-        <m:r>
-          <w:rPr>
-            <w:rFonts w:ascii="Cambria Math" w:hAnsi="Cambria Math"/>
-            <w:sz w:val="22"/>
-            <w:szCs w:val="22"/>
-          </w:rPr>
-          <m:t>τ</m:t>
-        </m:r>
-      </m:oMath>
-      <w:r>
-        <w:rPr>
-          <w:sz w:val="22"/>
-          <w:szCs w:val="22"/>
-        </w:rPr>
-        <w:t>.</w:t>
-      </w:r>
-    </w:p>
-    <w:p>
-      <w:pPr>
         <w:pStyle w:val="SourceCode"/>
         <w:wordWrap/>
         <w:spacing w:line="200" w:lineRule="atLeast"/>
@@ -7119,741 +7743,24 @@
       </w:pPr>
       <w:r>
         <w:rPr>
-          <w:rStyle w:val="NormalTok"/>
-          <w:szCs w:val="22"/>
-        </w:rPr>
-        <w:t xml:space="preserve">tk_index </w:t>
-      </w:r>
-      <w:r>
-        <w:rPr>
-          <w:rStyle w:val="OtherTok"/>
-          <w:szCs w:val="22"/>
-        </w:rPr>
-        <w:t>&lt;-</w:t>
-      </w:r>
-      <w:r>
-        <w:rPr>
-          <w:rStyle w:val="NormalTok"/>
-          <w:szCs w:val="22"/>
-        </w:rPr>
-        <w:t xml:space="preserve"> (</w:t>
-      </w:r>
-      <w:r>
-        <w:rPr>
-          <w:rStyle w:val="DecValTok"/>
-          <w:szCs w:val="22"/>
-        </w:rPr>
-        <w:t>1</w:t>
-      </w:r>
-      <w:r>
-        <w:rPr>
-          <w:rStyle w:val="SpecialCharTok"/>
-          <w:szCs w:val="22"/>
-        </w:rPr>
-        <w:t>:</w:t>
-      </w:r>
-      <w:r>
-        <w:rPr>
-          <w:rStyle w:val="DecValTok"/>
-          <w:szCs w:val="22"/>
-        </w:rPr>
-        <w:t>10</w:t>
-      </w:r>
-      <w:r>
-        <w:rPr>
-          <w:rStyle w:val="NormalTok"/>
-          <w:szCs w:val="22"/>
-        </w:rPr>
-        <w:t>)</w:t>
-      </w:r>
-      <w:r>
-        <w:rPr>
-          <w:rStyle w:val="SpecialCharTok"/>
-          <w:szCs w:val="22"/>
-        </w:rPr>
-        <w:t>/</w:t>
-      </w:r>
-      <w:r>
-        <w:rPr>
-          <w:rStyle w:val="NormalTok"/>
-          <w:szCs w:val="22"/>
-        </w:rPr>
-        <w:t>(</w:t>
-      </w:r>
-      <w:r>
-        <w:rPr>
-          <w:rStyle w:val="DecValTok"/>
-          <w:szCs w:val="22"/>
-        </w:rPr>
-        <w:t>10</w:t>
-      </w:r>
-      <w:r>
-        <w:rPr>
-          <w:rStyle w:val="SpecialCharTok"/>
-          <w:szCs w:val="22"/>
-        </w:rPr>
-        <w:t>/</w:t>
-      </w:r>
-      <w:r>
-        <w:rPr>
-          <w:rStyle w:val="DecValTok"/>
-          <w:szCs w:val="22"/>
-        </w:rPr>
-        <w:t>1000</w:t>
-      </w:r>
-      <w:r>
-        <w:rPr>
-          <w:rStyle w:val="NormalTok"/>
-          <w:szCs w:val="22"/>
-        </w:rPr>
-        <w:t xml:space="preserve">) </w:t>
-      </w:r>
-      <w:r>
-        <w:rPr>
-          <w:rStyle w:val="SpecialCharTok"/>
-          <w:szCs w:val="22"/>
-        </w:rPr>
-        <w:t>+</w:t>
-      </w:r>
-      <w:r>
-        <w:rPr>
-          <w:rStyle w:val="NormalTok"/>
-          <w:szCs w:val="22"/>
-        </w:rPr>
-        <w:t xml:space="preserve"> </w:t>
-      </w:r>
-      <w:r>
-        <w:rPr>
-          <w:rStyle w:val="DecValTok"/>
-          <w:szCs w:val="22"/>
-        </w:rPr>
-        <w:t>1</w:t>
-      </w:r>
-      <w:r>
-        <w:rPr>
-          <w:sz w:val="22"/>
-          <w:szCs w:val="22"/>
-        </w:rPr>
-        <w:br/>
-      </w:r>
-      <w:r>
-        <w:rPr>
-          <w:rStyle w:val="NormalTok"/>
-          <w:szCs w:val="22"/>
-        </w:rPr>
-        <w:t xml:space="preserve">Rtk </w:t>
-      </w:r>
-      <w:r>
-        <w:rPr>
-          <w:rStyle w:val="OtherTok"/>
-          <w:szCs w:val="22"/>
-        </w:rPr>
-        <w:t>&lt;-</w:t>
-      </w:r>
-      <w:r>
-        <w:rPr>
-          <w:rStyle w:val="NormalTok"/>
-          <w:szCs w:val="22"/>
-        </w:rPr>
-        <w:t xml:space="preserve"> Rt_matrix[tk_index, ]  </w:t>
+          <w:rStyle w:val="FunctionTok"/>
+          <w:szCs w:val="22"/>
+        </w:rPr>
+        <w:t>summary</w:t>
+      </w:r>
+      <w:r>
+        <w:rPr>
+          <w:rStyle w:val="NormalTok"/>
+          <w:szCs w:val="22"/>
+        </w:rPr>
+        <w:t xml:space="preserve">(tau) </w:t>
       </w:r>
       <w:r>
         <w:rPr>
           <w:rStyle w:val="CommentTok"/>
           <w:szCs w:val="22"/>
         </w:rPr>
-        <w:t># rows: tk, cols: mth path of Rt</w:t>
-      </w:r>
-      <w:r>
-        <w:rPr>
-          <w:sz w:val="22"/>
-          <w:szCs w:val="22"/>
-        </w:rPr>
-        <w:br/>
-      </w:r>
-      <w:r>
-        <w:rPr>
-          <w:rStyle w:val="NormalTok"/>
-          <w:szCs w:val="22"/>
-        </w:rPr>
-        <w:t xml:space="preserve">tk_payoff </w:t>
-      </w:r>
-      <w:r>
-        <w:rPr>
-          <w:rStyle w:val="OtherTok"/>
-          <w:szCs w:val="22"/>
-        </w:rPr>
-        <w:t>&lt;-</w:t>
-      </w:r>
-      <w:r>
-        <w:rPr>
-          <w:rStyle w:val="NormalTok"/>
-          <w:szCs w:val="22"/>
-        </w:rPr>
-        <w:t xml:space="preserve"> </w:t>
-      </w:r>
-      <w:r>
-        <w:rPr>
-          <w:rStyle w:val="FunctionTok"/>
-          <w:szCs w:val="22"/>
-        </w:rPr>
-        <w:t>pmax</w:t>
-      </w:r>
-      <w:r>
-        <w:rPr>
-          <w:rStyle w:val="NormalTok"/>
-          <w:szCs w:val="22"/>
-        </w:rPr>
-        <w:t xml:space="preserve">(Rtk </w:t>
-      </w:r>
-      <w:r>
-        <w:rPr>
-          <w:rStyle w:val="SpecialCharTok"/>
-          <w:szCs w:val="22"/>
-        </w:rPr>
-        <w:t>-</w:t>
-      </w:r>
-      <w:r>
-        <w:rPr>
-          <w:rStyle w:val="NormalTok"/>
-          <w:szCs w:val="22"/>
-        </w:rPr>
-        <w:t xml:space="preserve"> K, </w:t>
-      </w:r>
-      <w:r>
-        <w:rPr>
-          <w:rStyle w:val="DecValTok"/>
-          <w:szCs w:val="22"/>
-        </w:rPr>
-        <w:t>0</w:t>
-      </w:r>
-      <w:r>
-        <w:rPr>
-          <w:rStyle w:val="NormalTok"/>
-          <w:szCs w:val="22"/>
-        </w:rPr>
-        <w:t xml:space="preserve">)  </w:t>
-      </w:r>
-      <w:r>
-        <w:rPr>
-          <w:rStyle w:val="CommentTok"/>
-          <w:szCs w:val="22"/>
-        </w:rPr>
-        <w:t># (Rt - K)+</w:t>
-      </w:r>
-      <w:r>
-        <w:rPr>
-          <w:sz w:val="22"/>
-          <w:szCs w:val="22"/>
-        </w:rPr>
-        <w:br/>
-      </w:r>
-      <w:r>
-        <w:rPr>
-          <w:rStyle w:val="NormalTok"/>
-          <w:szCs w:val="22"/>
-        </w:rPr>
-        <w:t xml:space="preserve">exercise_time </w:t>
-      </w:r>
-      <w:r>
-        <w:rPr>
-          <w:rStyle w:val="OtherTok"/>
-          <w:szCs w:val="22"/>
-        </w:rPr>
-        <w:t>&lt;-</w:t>
-      </w:r>
-      <w:r>
-        <w:rPr>
-          <w:rStyle w:val="NormalTok"/>
-          <w:szCs w:val="22"/>
-        </w:rPr>
-        <w:t xml:space="preserve"> </w:t>
-      </w:r>
-      <w:r>
-        <w:rPr>
-          <w:rStyle w:val="FunctionTok"/>
-          <w:szCs w:val="22"/>
-        </w:rPr>
-        <w:t>apply</w:t>
-      </w:r>
-      <w:r>
-        <w:rPr>
-          <w:rStyle w:val="NormalTok"/>
-          <w:szCs w:val="22"/>
-        </w:rPr>
-        <w:t xml:space="preserve">(tk_payoff, </w:t>
-      </w:r>
-      <w:r>
-        <w:rPr>
-          <w:rStyle w:val="DecValTok"/>
-          <w:szCs w:val="22"/>
-        </w:rPr>
-        <w:t>2</w:t>
-      </w:r>
-      <w:r>
-        <w:rPr>
-          <w:rStyle w:val="NormalTok"/>
-          <w:szCs w:val="22"/>
-        </w:rPr>
-        <w:t xml:space="preserve">, </w:t>
-      </w:r>
-      <w:r>
-        <w:rPr>
-          <w:rStyle w:val="ControlFlowTok"/>
-          <w:szCs w:val="22"/>
-        </w:rPr>
-        <w:t>function</w:t>
-      </w:r>
-      <w:r>
-        <w:rPr>
-          <w:rStyle w:val="NormalTok"/>
-          <w:szCs w:val="22"/>
-        </w:rPr>
-        <w:t>(payoffs) {</w:t>
-      </w:r>
-      <w:r>
-        <w:rPr>
-          <w:sz w:val="22"/>
-          <w:szCs w:val="22"/>
-        </w:rPr>
-        <w:br/>
-      </w:r>
-      <w:r>
-        <w:rPr>
-          <w:rStyle w:val="NormalTok"/>
-          <w:szCs w:val="22"/>
-        </w:rPr>
-        <w:t xml:space="preserve">  idx </w:t>
-      </w:r>
-      <w:r>
-        <w:rPr>
-          <w:rStyle w:val="OtherTok"/>
-          <w:szCs w:val="22"/>
-        </w:rPr>
-        <w:t>&lt;-</w:t>
-      </w:r>
-      <w:r>
-        <w:rPr>
-          <w:rStyle w:val="NormalTok"/>
-          <w:szCs w:val="22"/>
-        </w:rPr>
-        <w:t xml:space="preserve"> </w:t>
-      </w:r>
-      <w:r>
-        <w:rPr>
-          <w:rStyle w:val="FunctionTok"/>
-          <w:szCs w:val="22"/>
-        </w:rPr>
-        <w:t>which.max</w:t>
-      </w:r>
-      <w:r>
-        <w:rPr>
-          <w:rStyle w:val="NormalTok"/>
-          <w:szCs w:val="22"/>
-        </w:rPr>
-        <w:t xml:space="preserve">(payoffs)  </w:t>
-      </w:r>
-      <w:r>
-        <w:rPr>
-          <w:rStyle w:val="CommentTok"/>
-          <w:szCs w:val="22"/>
-        </w:rPr>
-        <w:t># highest positive payoff</w:t>
-      </w:r>
-      <w:r>
-        <w:rPr>
-          <w:sz w:val="22"/>
-          <w:szCs w:val="22"/>
-        </w:rPr>
-        <w:br/>
-      </w:r>
-      <w:r>
-        <w:rPr>
-          <w:rStyle w:val="NormalTok"/>
-          <w:szCs w:val="22"/>
-        </w:rPr>
-        <w:t xml:space="preserve">  </w:t>
-      </w:r>
-      <w:r>
-        <w:rPr>
-          <w:rStyle w:val="ControlFlowTok"/>
-          <w:szCs w:val="22"/>
-        </w:rPr>
-        <w:t>if</w:t>
-      </w:r>
-      <w:r>
-        <w:rPr>
-          <w:rStyle w:val="NormalTok"/>
-          <w:szCs w:val="22"/>
-        </w:rPr>
-        <w:t xml:space="preserve"> (</w:t>
-      </w:r>
-      <w:r>
-        <w:rPr>
-          <w:rStyle w:val="FunctionTok"/>
-          <w:szCs w:val="22"/>
-        </w:rPr>
-        <w:t>is.na</w:t>
-      </w:r>
-      <w:r>
-        <w:rPr>
-          <w:rStyle w:val="NormalTok"/>
-          <w:szCs w:val="22"/>
-        </w:rPr>
-        <w:t xml:space="preserve">(idx)) </w:t>
-      </w:r>
-      <w:r>
-        <w:rPr>
-          <w:rStyle w:val="FunctionTok"/>
-          <w:szCs w:val="22"/>
-        </w:rPr>
-        <w:t>return</w:t>
-      </w:r>
-      <w:r>
-        <w:rPr>
-          <w:rStyle w:val="NormalTok"/>
-          <w:szCs w:val="22"/>
-        </w:rPr>
-        <w:t>(</w:t>
-      </w:r>
-      <w:r>
-        <w:rPr>
-          <w:rStyle w:val="ConstantTok"/>
-          <w:szCs w:val="22"/>
-        </w:rPr>
-        <w:t>NA</w:t>
-      </w:r>
-      <w:r>
-        <w:rPr>
-          <w:rStyle w:val="NormalTok"/>
-          <w:szCs w:val="22"/>
-        </w:rPr>
-        <w:t xml:space="preserve">)   </w:t>
-      </w:r>
-      <w:r>
-        <w:rPr>
-          <w:rStyle w:val="CommentTok"/>
-          <w:szCs w:val="22"/>
-        </w:rPr>
-        <w:t># never exercised</w:t>
-      </w:r>
-      <w:r>
-        <w:rPr>
-          <w:sz w:val="22"/>
-          <w:szCs w:val="22"/>
-        </w:rPr>
-        <w:br/>
-      </w:r>
-      <w:r>
-        <w:rPr>
-          <w:rStyle w:val="NormalTok"/>
-          <w:szCs w:val="22"/>
-        </w:rPr>
-        <w:t xml:space="preserve">  </w:t>
-      </w:r>
-      <w:r>
-        <w:rPr>
-          <w:rStyle w:val="FunctionTok"/>
-          <w:szCs w:val="22"/>
-        </w:rPr>
-        <w:t>return</w:t>
-      </w:r>
-      <w:r>
-        <w:rPr>
-          <w:rStyle w:val="NormalTok"/>
-          <w:szCs w:val="22"/>
-        </w:rPr>
-        <w:t xml:space="preserve">(idx)  </w:t>
-      </w:r>
-      <w:r>
-        <w:rPr>
-          <w:rStyle w:val="CommentTok"/>
-          <w:szCs w:val="22"/>
-        </w:rPr>
-        <w:t># tk index 1:10</w:t>
-      </w:r>
-      <w:r>
-        <w:rPr>
-          <w:sz w:val="22"/>
-          <w:szCs w:val="22"/>
-        </w:rPr>
-        <w:br/>
-      </w:r>
-      <w:r>
-        <w:rPr>
-          <w:rStyle w:val="NormalTok"/>
-          <w:szCs w:val="22"/>
-        </w:rPr>
-        <w:t>})</w:t>
-      </w:r>
-      <w:r>
-        <w:rPr>
-          <w:sz w:val="22"/>
-          <w:szCs w:val="22"/>
-        </w:rPr>
-        <w:br/>
-      </w:r>
-      <w:r>
-        <w:rPr>
-          <w:rStyle w:val="CommentTok"/>
-          <w:szCs w:val="22"/>
-        </w:rPr>
-        <w:t># Convert index to actual time τ</w:t>
-      </w:r>
-      <w:r>
-        <w:rPr>
-          <w:sz w:val="22"/>
-          <w:szCs w:val="22"/>
-        </w:rPr>
-        <w:br/>
-      </w:r>
-      <w:r>
-        <w:rPr>
-          <w:rStyle w:val="NormalTok"/>
-          <w:szCs w:val="22"/>
-        </w:rPr>
-        <w:t xml:space="preserve">tau </w:t>
-      </w:r>
-      <w:r>
-        <w:rPr>
-          <w:rStyle w:val="OtherTok"/>
-          <w:szCs w:val="22"/>
-        </w:rPr>
-        <w:t>&lt;-</w:t>
-      </w:r>
-      <w:r>
-        <w:rPr>
-          <w:rStyle w:val="NormalTok"/>
-          <w:szCs w:val="22"/>
-        </w:rPr>
-        <w:t xml:space="preserve"> </w:t>
-      </w:r>
-      <w:r>
-        <w:rPr>
-          <w:rStyle w:val="FunctionTok"/>
-          <w:szCs w:val="22"/>
-        </w:rPr>
-        <w:t>ifelse</w:t>
-      </w:r>
-      <w:r>
-        <w:rPr>
-          <w:rStyle w:val="NormalTok"/>
-          <w:szCs w:val="22"/>
-        </w:rPr>
-        <w:t>(</w:t>
-      </w:r>
-      <w:r>
-        <w:rPr>
-          <w:rStyle w:val="FunctionTok"/>
-          <w:szCs w:val="22"/>
-        </w:rPr>
-        <w:t>is.na</w:t>
-      </w:r>
-      <w:r>
-        <w:rPr>
-          <w:rStyle w:val="NormalTok"/>
-          <w:szCs w:val="22"/>
-        </w:rPr>
-        <w:t xml:space="preserve">(exercise_time), </w:t>
-      </w:r>
-      <w:r>
-        <w:rPr>
-          <w:rStyle w:val="ConstantTok"/>
-          <w:szCs w:val="22"/>
-        </w:rPr>
-        <w:t>NA</w:t>
-      </w:r>
-      <w:r>
-        <w:rPr>
-          <w:rStyle w:val="NormalTok"/>
-          <w:szCs w:val="22"/>
-        </w:rPr>
-        <w:t xml:space="preserve">, exercise_time)  </w:t>
-      </w:r>
-      <w:r>
-        <w:rPr>
-          <w:rStyle w:val="CommentTok"/>
-          <w:szCs w:val="22"/>
-        </w:rPr>
-        <w:t># τ in 1:10</w:t>
-      </w:r>
-      <w:r>
-        <w:rPr>
-          <w:sz w:val="22"/>
-          <w:szCs w:val="22"/>
-        </w:rPr>
-        <w:br/>
-      </w:r>
-      <w:r>
-        <w:rPr>
-          <w:rStyle w:val="FunctionTok"/>
-          <w:szCs w:val="22"/>
-        </w:rPr>
-        <w:t>hist</w:t>
-      </w:r>
-      <w:r>
-        <w:rPr>
-          <w:rStyle w:val="NormalTok"/>
-          <w:szCs w:val="22"/>
-        </w:rPr>
-        <w:t xml:space="preserve">(tau, </w:t>
-      </w:r>
-      <w:r>
-        <w:rPr>
-          <w:rStyle w:val="AttributeTok"/>
-          <w:szCs w:val="22"/>
-        </w:rPr>
-        <w:t>prob =</w:t>
-      </w:r>
-      <w:r>
-        <w:rPr>
-          <w:rStyle w:val="NormalTok"/>
-          <w:szCs w:val="22"/>
-        </w:rPr>
-        <w:t xml:space="preserve"> T, </w:t>
-      </w:r>
-      <w:r>
-        <w:rPr>
-          <w:rStyle w:val="AttributeTok"/>
-          <w:szCs w:val="22"/>
-        </w:rPr>
-        <w:t>breaks =</w:t>
-      </w:r>
-      <w:r>
-        <w:rPr>
-          <w:rStyle w:val="NormalTok"/>
-          <w:szCs w:val="22"/>
-        </w:rPr>
-        <w:t xml:space="preserve"> </w:t>
-      </w:r>
-      <w:r>
-        <w:rPr>
-          <w:rStyle w:val="DecValTok"/>
-          <w:szCs w:val="22"/>
-        </w:rPr>
-        <w:t>20</w:t>
-      </w:r>
-      <w:r>
-        <w:rPr>
-          <w:rStyle w:val="NormalTok"/>
-          <w:szCs w:val="22"/>
-        </w:rPr>
-        <w:t>)</w:t>
-      </w:r>
-      <w:r>
-        <w:rPr>
-          <w:sz w:val="22"/>
-          <w:szCs w:val="22"/>
-        </w:rPr>
-        <w:br/>
-      </w:r>
-      <w:r>
-        <w:rPr>
-          <w:rStyle w:val="FunctionTok"/>
-          <w:szCs w:val="22"/>
-        </w:rPr>
-        <w:t>lines</w:t>
-      </w:r>
-      <w:r>
-        <w:rPr>
-          <w:rStyle w:val="NormalTok"/>
-          <w:szCs w:val="22"/>
-        </w:rPr>
-        <w:t>(</w:t>
-      </w:r>
-      <w:r>
-        <w:rPr>
-          <w:rStyle w:val="FunctionTok"/>
-          <w:szCs w:val="22"/>
-        </w:rPr>
-        <w:t>density</w:t>
-      </w:r>
-      <w:r>
-        <w:rPr>
-          <w:rStyle w:val="NormalTok"/>
-          <w:szCs w:val="22"/>
-        </w:rPr>
-        <w:t>(tau[</w:t>
-      </w:r>
-      <w:r>
-        <w:rPr>
-          <w:rStyle w:val="SpecialCharTok"/>
-          <w:szCs w:val="22"/>
-        </w:rPr>
-        <w:t>!</w:t>
-      </w:r>
-      <w:r>
-        <w:rPr>
-          <w:rStyle w:val="FunctionTok"/>
-          <w:szCs w:val="22"/>
-        </w:rPr>
-        <w:t>is.na</w:t>
-      </w:r>
-      <w:r>
-        <w:rPr>
-          <w:rStyle w:val="NormalTok"/>
-          <w:szCs w:val="22"/>
-        </w:rPr>
-        <w:t>(tau)]))</w:t>
-      </w:r>
-    </w:p>
-    <w:p>
-      <w:pPr>
-        <w:pStyle w:val="FirstParagraph"/>
-        <w:spacing w:line="200" w:lineRule="atLeast"/>
-        <w:jc w:val="center"/>
-        <w:rPr>
-          <w:sz w:val="22"/>
-          <w:szCs w:val="22"/>
-        </w:rPr>
-      </w:pPr>
-    </w:p>
-    <w:p>
-      <w:pPr>
-        <w:pStyle w:val="SourceCode"/>
-        <w:wordWrap/>
-        <w:spacing w:line="200" w:lineRule="atLeast"/>
-        <w:rPr>
-          <w:sz w:val="22"/>
-          <w:szCs w:val="22"/>
-        </w:rPr>
-      </w:pPr>
-      <w:r>
-        <w:rPr>
-          <w:rStyle w:val="FunctionTok"/>
-          <w:szCs w:val="22"/>
-        </w:rPr>
-        <w:t>summary</w:t>
-      </w:r>
-      <w:r>
-        <w:rPr>
-          <w:rStyle w:val="NormalTok"/>
-          <w:szCs w:val="22"/>
-        </w:rPr>
-        <w:t>(</w:t>
-      </w:r>
-      <w:proofErr w:type="gramStart"/>
-      <w:r>
-        <w:rPr>
-          <w:rStyle w:val="NormalTok"/>
-          <w:szCs w:val="22"/>
-        </w:rPr>
-        <w:t xml:space="preserve">tau) </w:t>
-      </w:r>
-      <w:r>
-        <w:rPr>
-          <w:rStyle w:val="CommentTok"/>
-          <w:szCs w:val="22"/>
-        </w:rPr>
-        <w:t>#</w:t>
-      </w:r>
-      <w:proofErr w:type="gramEnd"/>
-      <w:r>
-        <w:rPr>
-          <w:rStyle w:val="CommentTok"/>
-          <w:szCs w:val="22"/>
-        </w:rPr>
-        <w:t xml:space="preserve"> median = 8, mean = 6.89</w:t>
+        <w:t># median = 8, mean = 6.89</w:t>
       </w:r>
     </w:p>
     <w:p>
@@ -8367,39 +8274,7 @@
           <w:sz w:val="22"/>
           <w:szCs w:val="22"/>
         </w:rPr>
-        <w:t xml:space="preserve"> is the future value. Hence this is equivalent to </w:t>
-      </w:r>
-      <w:proofErr w:type="gramStart"/>
-      <w:r>
-        <w:rPr>
-          <w:sz w:val="22"/>
-          <w:szCs w:val="22"/>
-        </w:rPr>
-        <w:t>find</w:t>
-      </w:r>
-      <w:proofErr w:type="gramEnd"/>
-      <w:r>
-        <w:rPr>
-          <w:sz w:val="22"/>
-          <w:szCs w:val="22"/>
-        </w:rPr>
-        <w:t xml:space="preserve"> the maximum value of the payoffs all </w:t>
-      </w:r>
-      <w:proofErr w:type="gramStart"/>
-      <w:r>
-        <w:rPr>
-          <w:sz w:val="22"/>
-          <w:szCs w:val="22"/>
-        </w:rPr>
-        <w:t>along</w:t>
-      </w:r>
-      <w:proofErr w:type="gramEnd"/>
-      <w:r>
-        <w:rPr>
-          <w:sz w:val="22"/>
-          <w:szCs w:val="22"/>
-        </w:rPr>
-        <w:t xml:space="preserve"> the exercisable times, i.e. </w:t>
+        <w:t xml:space="preserve"> is the future value. Hence this is equivalent to find the maximum value of the payoffs all along the exercisable times, i.e. </w:t>
       </w:r>
       <m:oMath>
         <m:r>
@@ -8780,371 +8655,371 @@
           <w:rStyle w:val="NormalTok"/>
           <w:szCs w:val="22"/>
         </w:rPr>
+        <w:t xml:space="preserve">  holding_values </w:t>
+      </w:r>
+      <w:r>
+        <w:rPr>
+          <w:rStyle w:val="OtherTok"/>
+          <w:szCs w:val="22"/>
+        </w:rPr>
+        <w:t>&lt;-</w:t>
+      </w:r>
+      <w:r>
+        <w:rPr>
+          <w:rStyle w:val="NormalTok"/>
+          <w:szCs w:val="22"/>
+        </w:rPr>
+        <w:t xml:space="preserve"> </w:t>
+      </w:r>
+      <w:r>
+        <w:rPr>
+          <w:rStyle w:val="FunctionTok"/>
+          <w:szCs w:val="22"/>
+        </w:rPr>
+        <w:t>numeric</w:t>
+      </w:r>
+      <w:r>
+        <w:rPr>
+          <w:rStyle w:val="NormalTok"/>
+          <w:szCs w:val="22"/>
+        </w:rPr>
+        <w:t>(</w:t>
+      </w:r>
+      <w:r>
+        <w:rPr>
+          <w:rStyle w:val="DecValTok"/>
+          <w:szCs w:val="22"/>
+        </w:rPr>
+        <w:t>10</w:t>
+      </w:r>
+      <w:r>
+        <w:rPr>
+          <w:rStyle w:val="NormalTok"/>
+          <w:szCs w:val="22"/>
+        </w:rPr>
+        <w:t>)</w:t>
+      </w:r>
+      <w:r>
+        <w:rPr>
+          <w:sz w:val="22"/>
+          <w:szCs w:val="22"/>
+        </w:rPr>
+        <w:br/>
+      </w:r>
+      <w:r>
+        <w:rPr>
+          <w:rStyle w:val="NormalTok"/>
+          <w:szCs w:val="22"/>
+        </w:rPr>
+        <w:t xml:space="preserve">  holding_values[</w:t>
+      </w:r>
+      <w:r>
+        <w:rPr>
+          <w:rStyle w:val="DecValTok"/>
+          <w:szCs w:val="22"/>
+        </w:rPr>
+        <w:t>10</w:t>
+      </w:r>
+      <w:r>
+        <w:rPr>
+          <w:rStyle w:val="NormalTok"/>
+          <w:szCs w:val="22"/>
+        </w:rPr>
+        <w:t xml:space="preserve">] </w:t>
+      </w:r>
+      <w:r>
+        <w:rPr>
+          <w:rStyle w:val="OtherTok"/>
+          <w:szCs w:val="22"/>
+        </w:rPr>
+        <w:t>&lt;-</w:t>
+      </w:r>
+      <w:r>
+        <w:rPr>
+          <w:rStyle w:val="NormalTok"/>
+          <w:szCs w:val="22"/>
+        </w:rPr>
+        <w:t xml:space="preserve"> payoffs[</w:t>
+      </w:r>
+      <w:r>
+        <w:rPr>
+          <w:rStyle w:val="DecValTok"/>
+          <w:szCs w:val="22"/>
+        </w:rPr>
+        <w:t>10</w:t>
+      </w:r>
+      <w:r>
+        <w:rPr>
+          <w:rStyle w:val="NormalTok"/>
+          <w:szCs w:val="22"/>
+        </w:rPr>
+        <w:t>]</w:t>
+      </w:r>
+      <w:r>
+        <w:rPr>
+          <w:sz w:val="22"/>
+          <w:szCs w:val="22"/>
+        </w:rPr>
+        <w:br/>
+      </w:r>
+      <w:r>
+        <w:rPr>
+          <w:rStyle w:val="NormalTok"/>
+          <w:szCs w:val="22"/>
+        </w:rPr>
+        <w:t xml:space="preserve">  </w:t>
+      </w:r>
+      <w:r>
+        <w:rPr>
+          <w:rStyle w:val="ControlFlowTok"/>
+          <w:szCs w:val="22"/>
+        </w:rPr>
+        <w:t>for</w:t>
+      </w:r>
+      <w:r>
+        <w:rPr>
+          <w:rStyle w:val="NormalTok"/>
+          <w:szCs w:val="22"/>
+        </w:rPr>
+        <w:t xml:space="preserve"> (t </w:t>
+      </w:r>
+      <w:r>
+        <w:rPr>
+          <w:rStyle w:val="ControlFlowTok"/>
+          <w:szCs w:val="22"/>
+        </w:rPr>
+        <w:t>in</w:t>
+      </w:r>
+      <w:r>
+        <w:rPr>
+          <w:rStyle w:val="NormalTok"/>
+          <w:szCs w:val="22"/>
+        </w:rPr>
+        <w:t xml:space="preserve"> </w:t>
+      </w:r>
+      <w:r>
+        <w:rPr>
+          <w:rStyle w:val="DecValTok"/>
+          <w:szCs w:val="22"/>
+        </w:rPr>
+        <w:t>9</w:t>
+      </w:r>
+      <w:r>
+        <w:rPr>
+          <w:rStyle w:val="SpecialCharTok"/>
+          <w:szCs w:val="22"/>
+        </w:rPr>
+        <w:t>:</w:t>
+      </w:r>
+      <w:r>
+        <w:rPr>
+          <w:rStyle w:val="DecValTok"/>
+          <w:szCs w:val="22"/>
+        </w:rPr>
+        <w:t>1</w:t>
+      </w:r>
+      <w:r>
+        <w:rPr>
+          <w:rStyle w:val="NormalTok"/>
+          <w:szCs w:val="22"/>
+        </w:rPr>
+        <w:t>) {</w:t>
+      </w:r>
+      <w:r>
+        <w:rPr>
+          <w:sz w:val="22"/>
+          <w:szCs w:val="22"/>
+        </w:rPr>
+        <w:br/>
+      </w:r>
+      <w:r>
+        <w:rPr>
+          <w:rStyle w:val="NormalTok"/>
+          <w:szCs w:val="22"/>
+        </w:rPr>
+        <w:t xml:space="preserve">    </w:t>
+      </w:r>
+      <w:r>
+        <w:rPr>
+          <w:rStyle w:val="ControlFlowTok"/>
+          <w:szCs w:val="22"/>
+        </w:rPr>
+        <w:t>if</w:t>
+      </w:r>
+      <w:r>
+        <w:rPr>
+          <w:rStyle w:val="NormalTok"/>
+          <w:szCs w:val="22"/>
+        </w:rPr>
+        <w:t xml:space="preserve"> (payoffs[t] </w:t>
+      </w:r>
+      <w:r>
+        <w:rPr>
+          <w:rStyle w:val="SpecialCharTok"/>
+          <w:szCs w:val="22"/>
+        </w:rPr>
+        <w:t>&gt;</w:t>
+      </w:r>
+      <w:r>
+        <w:rPr>
+          <w:rStyle w:val="NormalTok"/>
+          <w:szCs w:val="22"/>
+        </w:rPr>
+        <w:t xml:space="preserve"> </w:t>
+      </w:r>
+      <w:r>
+        <w:rPr>
+          <w:rStyle w:val="DecValTok"/>
+          <w:szCs w:val="22"/>
+        </w:rPr>
+        <w:t>0</w:t>
+      </w:r>
+      <w:r>
+        <w:rPr>
+          <w:rStyle w:val="NormalTok"/>
+          <w:szCs w:val="22"/>
+        </w:rPr>
+        <w:t>) {</w:t>
+      </w:r>
+      <w:r>
+        <w:rPr>
+          <w:sz w:val="22"/>
+          <w:szCs w:val="22"/>
+        </w:rPr>
+        <w:br/>
+      </w:r>
+      <w:r>
+        <w:rPr>
+          <w:rStyle w:val="NormalTok"/>
+          <w:szCs w:val="22"/>
+        </w:rPr>
+        <w:t xml:space="preserve">      immediate_exercise </w:t>
+      </w:r>
+      <w:r>
+        <w:rPr>
+          <w:rStyle w:val="OtherTok"/>
+          <w:szCs w:val="22"/>
+        </w:rPr>
+        <w:t>&lt;-</w:t>
+      </w:r>
+      <w:r>
+        <w:rPr>
+          <w:rStyle w:val="NormalTok"/>
+          <w:szCs w:val="22"/>
+        </w:rPr>
+        <w:t xml:space="preserve"> payoffs[t]</w:t>
+      </w:r>
+      <w:r>
+        <w:rPr>
+          <w:sz w:val="22"/>
+          <w:szCs w:val="22"/>
+        </w:rPr>
+        <w:br/>
+      </w:r>
+      <w:r>
+        <w:rPr>
+          <w:rStyle w:val="NormalTok"/>
+          <w:szCs w:val="22"/>
+        </w:rPr>
+        <w:t xml:space="preserve">      future_payoff </w:t>
+      </w:r>
+      <w:r>
+        <w:rPr>
+          <w:rStyle w:val="OtherTok"/>
+          <w:szCs w:val="22"/>
+        </w:rPr>
+        <w:t>&lt;-</w:t>
+      </w:r>
+      <w:r>
+        <w:rPr>
+          <w:rStyle w:val="NormalTok"/>
+          <w:szCs w:val="22"/>
+        </w:rPr>
+        <w:t xml:space="preserve"> holding_values[t </w:t>
+      </w:r>
+      <w:r>
+        <w:rPr>
+          <w:rStyle w:val="SpecialCharTok"/>
+          <w:szCs w:val="22"/>
+        </w:rPr>
+        <w:t>+</w:t>
+      </w:r>
+      <w:r>
+        <w:rPr>
+          <w:rStyle w:val="NormalTok"/>
+          <w:szCs w:val="22"/>
+        </w:rPr>
+        <w:t xml:space="preserve"> </w:t>
+      </w:r>
+      <w:r>
+        <w:rPr>
+          <w:rStyle w:val="DecValTok"/>
+          <w:szCs w:val="22"/>
+        </w:rPr>
+        <w:t>1</w:t>
+      </w:r>
+      <w:r>
+        <w:rPr>
+          <w:rStyle w:val="NormalTok"/>
+          <w:szCs w:val="22"/>
+        </w:rPr>
+        <w:t>]</w:t>
+      </w:r>
+      <w:r>
+        <w:rPr>
+          <w:sz w:val="22"/>
+          <w:szCs w:val="22"/>
+        </w:rPr>
+        <w:br/>
+      </w:r>
+      <w:r>
+        <w:rPr>
+          <w:rStyle w:val="NormalTok"/>
+          <w:szCs w:val="22"/>
+        </w:rPr>
+        <w:t xml:space="preserve">      holding_values[t] </w:t>
+      </w:r>
+      <w:r>
+        <w:rPr>
+          <w:rStyle w:val="OtherTok"/>
+          <w:szCs w:val="22"/>
+        </w:rPr>
+        <w:t>&lt;-</w:t>
+      </w:r>
+      <w:r>
+        <w:rPr>
+          <w:rStyle w:val="NormalTok"/>
+          <w:szCs w:val="22"/>
+        </w:rPr>
+        <w:t xml:space="preserve"> </w:t>
+      </w:r>
+      <w:r>
+        <w:rPr>
+          <w:rStyle w:val="FunctionTok"/>
+          <w:szCs w:val="22"/>
+        </w:rPr>
+        <w:t>max</w:t>
+      </w:r>
+      <w:r>
+        <w:rPr>
+          <w:rStyle w:val="NormalTok"/>
+          <w:szCs w:val="22"/>
+        </w:rPr>
+        <w:t>(immediate_exercise, future_payoff)</w:t>
+      </w:r>
+      <w:r>
+        <w:rPr>
+          <w:sz w:val="22"/>
+          <w:szCs w:val="22"/>
+        </w:rPr>
+        <w:br/>
+      </w:r>
+      <w:r>
+        <w:rPr>
+          <w:rStyle w:val="NormalTok"/>
+          <w:szCs w:val="22"/>
+        </w:rPr>
         <w:lastRenderedPageBreak/>
-        <w:t xml:space="preserve">  holding_values </w:t>
-      </w:r>
-      <w:r>
-        <w:rPr>
-          <w:rStyle w:val="OtherTok"/>
-          <w:szCs w:val="22"/>
-        </w:rPr>
-        <w:t>&lt;-</w:t>
-      </w:r>
-      <w:r>
-        <w:rPr>
-          <w:rStyle w:val="NormalTok"/>
-          <w:szCs w:val="22"/>
-        </w:rPr>
-        <w:t xml:space="preserve"> </w:t>
-      </w:r>
-      <w:r>
-        <w:rPr>
-          <w:rStyle w:val="FunctionTok"/>
-          <w:szCs w:val="22"/>
-        </w:rPr>
-        <w:t>numeric</w:t>
-      </w:r>
-      <w:r>
-        <w:rPr>
-          <w:rStyle w:val="NormalTok"/>
-          <w:szCs w:val="22"/>
-        </w:rPr>
-        <w:t>(</w:t>
-      </w:r>
-      <w:r>
-        <w:rPr>
-          <w:rStyle w:val="DecValTok"/>
-          <w:szCs w:val="22"/>
-        </w:rPr>
-        <w:t>10</w:t>
-      </w:r>
-      <w:r>
-        <w:rPr>
-          <w:rStyle w:val="NormalTok"/>
-          <w:szCs w:val="22"/>
-        </w:rPr>
-        <w:t>)</w:t>
-      </w:r>
-      <w:r>
-        <w:rPr>
-          <w:sz w:val="22"/>
-          <w:szCs w:val="22"/>
-        </w:rPr>
-        <w:br/>
-      </w:r>
-      <w:r>
-        <w:rPr>
-          <w:rStyle w:val="NormalTok"/>
-          <w:szCs w:val="22"/>
-        </w:rPr>
-        <w:t xml:space="preserve">  holding_values[</w:t>
-      </w:r>
-      <w:r>
-        <w:rPr>
-          <w:rStyle w:val="DecValTok"/>
-          <w:szCs w:val="22"/>
-        </w:rPr>
-        <w:t>10</w:t>
-      </w:r>
-      <w:r>
-        <w:rPr>
-          <w:rStyle w:val="NormalTok"/>
-          <w:szCs w:val="22"/>
-        </w:rPr>
-        <w:t xml:space="preserve">] </w:t>
-      </w:r>
-      <w:r>
-        <w:rPr>
-          <w:rStyle w:val="OtherTok"/>
-          <w:szCs w:val="22"/>
-        </w:rPr>
-        <w:t>&lt;-</w:t>
-      </w:r>
-      <w:r>
-        <w:rPr>
-          <w:rStyle w:val="NormalTok"/>
-          <w:szCs w:val="22"/>
-        </w:rPr>
-        <w:t xml:space="preserve"> payoffs[</w:t>
-      </w:r>
-      <w:r>
-        <w:rPr>
-          <w:rStyle w:val="DecValTok"/>
-          <w:szCs w:val="22"/>
-        </w:rPr>
-        <w:t>10</w:t>
-      </w:r>
-      <w:r>
-        <w:rPr>
-          <w:rStyle w:val="NormalTok"/>
-          <w:szCs w:val="22"/>
-        </w:rPr>
-        <w:t>]</w:t>
-      </w:r>
-      <w:r>
-        <w:rPr>
-          <w:sz w:val="22"/>
-          <w:szCs w:val="22"/>
-        </w:rPr>
-        <w:br/>
-      </w:r>
-      <w:r>
-        <w:rPr>
-          <w:rStyle w:val="NormalTok"/>
-          <w:szCs w:val="22"/>
-        </w:rPr>
-        <w:t xml:space="preserve">  </w:t>
-      </w:r>
-      <w:r>
-        <w:rPr>
-          <w:rStyle w:val="ControlFlowTok"/>
-          <w:szCs w:val="22"/>
-        </w:rPr>
-        <w:t>for</w:t>
-      </w:r>
-      <w:r>
-        <w:rPr>
-          <w:rStyle w:val="NormalTok"/>
-          <w:szCs w:val="22"/>
-        </w:rPr>
-        <w:t xml:space="preserve"> (t </w:t>
-      </w:r>
-      <w:r>
-        <w:rPr>
-          <w:rStyle w:val="ControlFlowTok"/>
-          <w:szCs w:val="22"/>
-        </w:rPr>
-        <w:t>in</w:t>
-      </w:r>
-      <w:r>
-        <w:rPr>
-          <w:rStyle w:val="NormalTok"/>
-          <w:szCs w:val="22"/>
-        </w:rPr>
-        <w:t xml:space="preserve"> </w:t>
-      </w:r>
-      <w:r>
-        <w:rPr>
-          <w:rStyle w:val="DecValTok"/>
-          <w:szCs w:val="22"/>
-        </w:rPr>
-        <w:t>9</w:t>
-      </w:r>
-      <w:r>
-        <w:rPr>
-          <w:rStyle w:val="SpecialCharTok"/>
-          <w:szCs w:val="22"/>
-        </w:rPr>
-        <w:t>:</w:t>
-      </w:r>
-      <w:r>
-        <w:rPr>
-          <w:rStyle w:val="DecValTok"/>
-          <w:szCs w:val="22"/>
-        </w:rPr>
-        <w:t>1</w:t>
-      </w:r>
-      <w:r>
-        <w:rPr>
-          <w:rStyle w:val="NormalTok"/>
-          <w:szCs w:val="22"/>
-        </w:rPr>
-        <w:t>) {</w:t>
-      </w:r>
-      <w:r>
-        <w:rPr>
-          <w:sz w:val="22"/>
-          <w:szCs w:val="22"/>
-        </w:rPr>
-        <w:br/>
-      </w:r>
-      <w:r>
-        <w:rPr>
-          <w:rStyle w:val="NormalTok"/>
-          <w:szCs w:val="22"/>
-        </w:rPr>
-        <w:t xml:space="preserve">    </w:t>
-      </w:r>
-      <w:r>
-        <w:rPr>
-          <w:rStyle w:val="ControlFlowTok"/>
-          <w:szCs w:val="22"/>
-        </w:rPr>
-        <w:t>if</w:t>
-      </w:r>
-      <w:r>
-        <w:rPr>
-          <w:rStyle w:val="NormalTok"/>
-          <w:szCs w:val="22"/>
-        </w:rPr>
-        <w:t xml:space="preserve"> (payoffs[t] </w:t>
-      </w:r>
-      <w:r>
-        <w:rPr>
-          <w:rStyle w:val="SpecialCharTok"/>
-          <w:szCs w:val="22"/>
-        </w:rPr>
-        <w:t>&gt;</w:t>
-      </w:r>
-      <w:r>
-        <w:rPr>
-          <w:rStyle w:val="NormalTok"/>
-          <w:szCs w:val="22"/>
-        </w:rPr>
-        <w:t xml:space="preserve"> </w:t>
-      </w:r>
-      <w:r>
-        <w:rPr>
-          <w:rStyle w:val="DecValTok"/>
-          <w:szCs w:val="22"/>
-        </w:rPr>
-        <w:t>0</w:t>
-      </w:r>
-      <w:r>
-        <w:rPr>
-          <w:rStyle w:val="NormalTok"/>
-          <w:szCs w:val="22"/>
-        </w:rPr>
-        <w:t>) {</w:t>
-      </w:r>
-      <w:r>
-        <w:rPr>
-          <w:sz w:val="22"/>
-          <w:szCs w:val="22"/>
-        </w:rPr>
-        <w:br/>
-      </w:r>
-      <w:r>
-        <w:rPr>
-          <w:rStyle w:val="NormalTok"/>
-          <w:szCs w:val="22"/>
-        </w:rPr>
-        <w:t xml:space="preserve">      immediate_exercise </w:t>
-      </w:r>
-      <w:r>
-        <w:rPr>
-          <w:rStyle w:val="OtherTok"/>
-          <w:szCs w:val="22"/>
-        </w:rPr>
-        <w:t>&lt;-</w:t>
-      </w:r>
-      <w:r>
-        <w:rPr>
-          <w:rStyle w:val="NormalTok"/>
-          <w:szCs w:val="22"/>
-        </w:rPr>
-        <w:t xml:space="preserve"> payoffs[t]</w:t>
-      </w:r>
-      <w:r>
-        <w:rPr>
-          <w:sz w:val="22"/>
-          <w:szCs w:val="22"/>
-        </w:rPr>
-        <w:br/>
-      </w:r>
-      <w:r>
-        <w:rPr>
-          <w:rStyle w:val="NormalTok"/>
-          <w:szCs w:val="22"/>
-        </w:rPr>
-        <w:t xml:space="preserve">      future_payoff </w:t>
-      </w:r>
-      <w:r>
-        <w:rPr>
-          <w:rStyle w:val="OtherTok"/>
-          <w:szCs w:val="22"/>
-        </w:rPr>
-        <w:t>&lt;-</w:t>
-      </w:r>
-      <w:r>
-        <w:rPr>
-          <w:rStyle w:val="NormalTok"/>
-          <w:szCs w:val="22"/>
-        </w:rPr>
-        <w:t xml:space="preserve"> holding_values[t </w:t>
-      </w:r>
-      <w:r>
-        <w:rPr>
-          <w:rStyle w:val="SpecialCharTok"/>
-          <w:szCs w:val="22"/>
-        </w:rPr>
-        <w:t>+</w:t>
-      </w:r>
-      <w:r>
-        <w:rPr>
-          <w:rStyle w:val="NormalTok"/>
-          <w:szCs w:val="22"/>
-        </w:rPr>
-        <w:t xml:space="preserve"> </w:t>
-      </w:r>
-      <w:r>
-        <w:rPr>
-          <w:rStyle w:val="DecValTok"/>
-          <w:szCs w:val="22"/>
-        </w:rPr>
-        <w:t>1</w:t>
-      </w:r>
-      <w:r>
-        <w:rPr>
-          <w:rStyle w:val="NormalTok"/>
-          <w:szCs w:val="22"/>
-        </w:rPr>
-        <w:t>]</w:t>
-      </w:r>
-      <w:r>
-        <w:rPr>
-          <w:sz w:val="22"/>
-          <w:szCs w:val="22"/>
-        </w:rPr>
-        <w:br/>
-      </w:r>
-      <w:r>
-        <w:rPr>
-          <w:rStyle w:val="NormalTok"/>
-          <w:szCs w:val="22"/>
-        </w:rPr>
-        <w:t xml:space="preserve">      holding_values[t] </w:t>
-      </w:r>
-      <w:r>
-        <w:rPr>
-          <w:rStyle w:val="OtherTok"/>
-          <w:szCs w:val="22"/>
-        </w:rPr>
-        <w:t>&lt;-</w:t>
-      </w:r>
-      <w:r>
-        <w:rPr>
-          <w:rStyle w:val="NormalTok"/>
-          <w:szCs w:val="22"/>
-        </w:rPr>
-        <w:t xml:space="preserve"> </w:t>
-      </w:r>
-      <w:r>
-        <w:rPr>
-          <w:rStyle w:val="FunctionTok"/>
-          <w:szCs w:val="22"/>
-        </w:rPr>
-        <w:t>max</w:t>
-      </w:r>
-      <w:r>
-        <w:rPr>
-          <w:rStyle w:val="NormalTok"/>
-          <w:szCs w:val="22"/>
-        </w:rPr>
-        <w:t>(immediate_exercise, future_payoff)</w:t>
-      </w:r>
-      <w:r>
-        <w:rPr>
-          <w:sz w:val="22"/>
-          <w:szCs w:val="22"/>
-        </w:rPr>
-        <w:br/>
-      </w:r>
-      <w:r>
-        <w:rPr>
-          <w:rStyle w:val="NormalTok"/>
-          <w:szCs w:val="22"/>
-        </w:rPr>
         <w:t xml:space="preserve">    } </w:t>
       </w:r>
       <w:r>
@@ -9769,39 +9644,7 @@
           <w:sz w:val="22"/>
           <w:szCs w:val="22"/>
         </w:rPr>
-        <w:t xml:space="preserve">Calculate how much more expensive </w:t>
-      </w:r>
-      <w:proofErr w:type="gramStart"/>
-      <w:r>
-        <w:rPr>
-          <w:sz w:val="22"/>
-          <w:szCs w:val="22"/>
-        </w:rPr>
-        <w:t>Bermuda</w:t>
-      </w:r>
-      <w:proofErr w:type="gramEnd"/>
-      <w:r>
-        <w:rPr>
-          <w:sz w:val="22"/>
-          <w:szCs w:val="22"/>
-        </w:rPr>
-        <w:t xml:space="preserve"> call option is than </w:t>
-      </w:r>
-      <w:proofErr w:type="gramStart"/>
-      <w:r>
-        <w:rPr>
-          <w:sz w:val="22"/>
-          <w:szCs w:val="22"/>
-        </w:rPr>
-        <w:t>an</w:t>
-      </w:r>
-      <w:proofErr w:type="gramEnd"/>
-      <w:r>
-        <w:rPr>
-          <w:sz w:val="22"/>
-          <w:szCs w:val="22"/>
-        </w:rPr>
-        <w:t xml:space="preserve"> European call option:</w:t>
+        <w:t>Calculate how much more expensive Bermuda call option is than an European call option:</w:t>
       </w:r>
     </w:p>
     <w:p>
@@ -10054,23 +9897,7 @@
           <w:sz w:val="22"/>
           <w:szCs w:val="22"/>
         </w:rPr>
-        <w:t xml:space="preserve">, leading to exponential </w:t>
-      </w:r>
-      <w:proofErr w:type="gramStart"/>
-      <w:r>
-        <w:rPr>
-          <w:sz w:val="22"/>
-          <w:szCs w:val="22"/>
-        </w:rPr>
-        <w:t>discounting</w:t>
-      </w:r>
-      <w:proofErr w:type="gramEnd"/>
-      <w:r>
-        <w:rPr>
-          <w:sz w:val="22"/>
-          <w:szCs w:val="22"/>
-        </w:rPr>
-        <w:t xml:space="preserve"> of future payoffs.</w:t>
+        <w:t>, leading to exponential discounting of future payoffs.</w:t>
       </w:r>
     </w:p>
     <w:p>
@@ -10535,7 +10362,6 @@
           <w:sz w:val="22"/>
           <w:szCs w:val="22"/>
         </w:rPr>
-        <w:lastRenderedPageBreak/>
         <w:t xml:space="preserve">The second term represents the discounted expected continuation value, where </w:t>
       </w:r>
       <m:oMath>
@@ -10553,39 +10379,74 @@
           <w:sz w:val="22"/>
           <w:szCs w:val="22"/>
         </w:rPr>
-        <w:t xml:space="preserve"> is the time between exercise opportunities</w:t>
-      </w:r>
-      <w:proofErr w:type="gramStart"/>
-      <w:r>
-        <w:rPr>
-          <w:sz w:val="22"/>
-          <w:szCs w:val="22"/>
-        </w:rPr>
-        <w:t>, and</w:t>
-      </w:r>
-      <w:proofErr w:type="gramEnd"/>
-      <w:r>
-        <w:rPr>
-          <w:sz w:val="22"/>
-          <w:szCs w:val="22"/>
-        </w:rPr>
-        <w:t xml:space="preserve"> </w:t>
-      </w:r>
-      <w:proofErr w:type="gramStart"/>
-      <w:r>
-        <w:rPr>
-          <w:sz w:val="22"/>
-          <w:szCs w:val="22"/>
-        </w:rPr>
-        <w:t>$ _{</w:t>
-      </w:r>
-      <w:proofErr w:type="gramEnd"/>
-      <w:r>
-        <w:rPr>
-          <w:sz w:val="22"/>
-          <w:szCs w:val="22"/>
-        </w:rPr>
-        <w:t xml:space="preserve">t_i} $ denotes the available information at time </w:t>
+        <w:t xml:space="preserve"> is the time between exercise opportunities, and </w:t>
+      </w:r>
+      <m:oMath>
+        <m:sSub>
+          <m:sSubPr>
+            <m:ctrlPr>
+              <w:rPr>
+                <w:rFonts w:ascii="Cambria Math" w:hAnsi="Cambria Math"/>
+                <w:sz w:val="22"/>
+                <w:szCs w:val="22"/>
+              </w:rPr>
+            </m:ctrlPr>
+          </m:sSubPr>
+          <m:e>
+            <m:r>
+              <m:rPr>
+                <m:scr m:val="script"/>
+                <m:sty m:val="p"/>
+              </m:rPr>
+              <w:rPr>
+                <w:rFonts w:ascii="Cambria Math" w:hAnsi="Cambria Math"/>
+                <w:sz w:val="22"/>
+                <w:szCs w:val="22"/>
+              </w:rPr>
+              <m:t>F</m:t>
+            </m:r>
+          </m:e>
+          <m:sub>
+            <m:sSub>
+              <m:sSubPr>
+                <m:ctrlPr>
+                  <w:rPr>
+                    <w:rFonts w:ascii="Cambria Math" w:hAnsi="Cambria Math"/>
+                    <w:sz w:val="22"/>
+                    <w:szCs w:val="22"/>
+                  </w:rPr>
+                </m:ctrlPr>
+              </m:sSubPr>
+              <m:e>
+                <m:r>
+                  <w:rPr>
+                    <w:rFonts w:ascii="Cambria Math" w:hAnsi="Cambria Math"/>
+                    <w:sz w:val="22"/>
+                    <w:szCs w:val="22"/>
+                  </w:rPr>
+                  <m:t>t</m:t>
+                </m:r>
+              </m:e>
+              <m:sub>
+                <m:r>
+                  <w:rPr>
+                    <w:rFonts w:ascii="Cambria Math" w:hAnsi="Cambria Math"/>
+                    <w:sz w:val="22"/>
+                    <w:szCs w:val="22"/>
+                  </w:rPr>
+                  <m:t>i</m:t>
+                </m:r>
+              </m:sub>
+            </m:sSub>
+          </m:sub>
+        </m:sSub>
+      </m:oMath>
+      <w:r>
+        <w:rPr>
+          <w:sz w:val="22"/>
+          <w:szCs w:val="22"/>
+        </w:rPr>
+        <w:t xml:space="preserve"> denotes the available information at time </w:t>
       </w:r>
       <m:oMath>
         <m:sSub>
@@ -10678,6 +10539,7 @@
           <w:sz w:val="22"/>
           <w:szCs w:val="22"/>
         </w:rPr>
+        <w:lastRenderedPageBreak/>
         <w:t>(3)</w:t>
       </w:r>
     </w:p>
@@ -10695,23 +10557,7 @@
           <w:sz w:val="22"/>
           <w:szCs w:val="22"/>
         </w:rPr>
-        <w:t xml:space="preserve">If </w:t>
-      </w:r>
-      <w:proofErr w:type="gramStart"/>
-      <w:r>
-        <w:rPr>
-          <w:sz w:val="22"/>
-          <w:szCs w:val="22"/>
-        </w:rPr>
-        <w:t>number</w:t>
-      </w:r>
-      <w:proofErr w:type="gramEnd"/>
-      <w:r>
-        <w:rPr>
-          <w:sz w:val="22"/>
-          <w:szCs w:val="22"/>
-        </w:rPr>
-        <w:t xml:space="preserve"> of paths is relatively small (e.g. we use M=100 in this case), the variance of the estimator might be high. Checking for confidence intervals or repeating with bigger M can highlight whether results have converged.</w:t>
+        <w:t>If number of paths is relatively small (e.g. we use M=100 in this case), the variance of the estimator might be high. Checking for confidence intervals or repeating with bigger M can highlight whether results have converged.</w:t>
       </w:r>
     </w:p>
     <w:p>
@@ -11575,7 +11421,23 @@
           <w:sz w:val="22"/>
           <w:szCs w:val="22"/>
         </w:rPr>
-        <w:t>Control Variate Method:</w:t>
+        <w:t>Control Variate</w:t>
+      </w:r>
+      <w:r>
+        <w:rPr>
+          <w:rFonts w:hint="eastAsia"/>
+          <w:sz w:val="22"/>
+          <w:szCs w:val="22"/>
+          <w:lang w:eastAsia="zh-CN"/>
+        </w:rPr>
+        <w:t>s</w:t>
+      </w:r>
+      <w:r>
+        <w:rPr>
+          <w:sz w:val="22"/>
+          <w:szCs w:val="22"/>
+        </w:rPr>
+        <w:t xml:space="preserve"> Method:</w:t>
       </w:r>
     </w:p>
     <w:p>
@@ -11583,8 +11445,10 @@
         <w:pStyle w:val="a0"/>
         <w:spacing w:line="200" w:lineRule="atLeast"/>
         <w:rPr>
-          <w:sz w:val="22"/>
-          <w:szCs w:val="22"/>
+          <w:rFonts w:hint="eastAsia"/>
+          <w:sz w:val="22"/>
+          <w:szCs w:val="22"/>
+          <w:lang w:eastAsia="zh-CN"/>
         </w:rPr>
       </w:pPr>
       <w:r>
@@ -11974,10 +11838,12 @@
       </m:oMath>
       <w:r>
         <w:rPr>
-          <w:sz w:val="22"/>
-          <w:szCs w:val="22"/>
-        </w:rPr>
-        <w:t>. max(R_t)</w:t>
+          <w:rFonts w:hint="eastAsia"/>
+          <w:sz w:val="22"/>
+          <w:szCs w:val="22"/>
+          <w:lang w:eastAsia="zh-CN"/>
+        </w:rPr>
+        <w:t>.</w:t>
       </w:r>
     </w:p>
     <w:p>
@@ -13239,7 +13105,6 @@
           <w:rStyle w:val="NormalTok"/>
           <w:szCs w:val="22"/>
         </w:rPr>
-        <w:lastRenderedPageBreak/>
         <w:t xml:space="preserve">theta_hat </w:t>
       </w:r>
       <w:r>
@@ -13576,6 +13441,7 @@
           <w:sz w:val="22"/>
           <w:szCs w:val="22"/>
         </w:rPr>
+        <w:lastRenderedPageBreak/>
         <w:t>Other attempts for variance reduction:</w:t>
       </w:r>
     </w:p>
@@ -15347,6 +15213,14 @@
       <w:shd w:val="clear" w:color="auto" w:fill="F8F8F8"/>
     </w:rPr>
   </w:style>
+  <w:style w:type="character" w:styleId="af0">
+    <w:name w:val="Placeholder Text"/>
+    <w:basedOn w:val="a1"/>
+    <w:rsid w:val="0037232C"/>
+    <w:rPr>
+      <w:color w:val="666666"/>
+    </w:rPr>
+  </w:style>
 </w:styles>
 </file>
 

--- a/Q3 report.docx
+++ b/Q3 report.docx
@@ -5423,25 +5423,7 @@
           <w:sz w:val="22"/>
           <w:szCs w:val="22"/>
         </w:rPr>
-        <w:t xml:space="preserve">maximum for each path and calculate the </w:t>
-      </w:r>
-      <w:proofErr w:type="gramStart"/>
-      <w:r>
-        <w:rPr>
-          <w:rFonts w:ascii="Times New Roman" w:hAnsi="Times New Roman" w:cs="Times New Roman"/>
-          <w:sz w:val="22"/>
-          <w:szCs w:val="22"/>
-        </w:rPr>
-        <w:t>mean</w:t>
-      </w:r>
-      <w:proofErr w:type="gramEnd"/>
-      <w:r>
-        <w:rPr>
-          <w:rFonts w:ascii="Times New Roman" w:hAnsi="Times New Roman" w:cs="Times New Roman"/>
-          <w:sz w:val="22"/>
-          <w:szCs w:val="22"/>
-        </w:rPr>
-        <w:t xml:space="preserve"> of this maximum:</w:t>
+        <w:t>maximum for each path and calculate the mean of this maximum:</w:t>
       </w:r>
     </w:p>
     <w:p>
@@ -8573,16 +8555,7 @@
           <w:rFonts w:ascii="Times New Roman" w:hAnsi="Times New Roman" w:cs="Times New Roman"/>
           <w:szCs w:val="22"/>
         </w:rPr>
-        <w:t>(</w:t>
-      </w:r>
-      <w:proofErr w:type="gramStart"/>
-      <w:r>
-        <w:rPr>
-          <w:rStyle w:val="NormalTok"/>
-          <w:rFonts w:ascii="Times New Roman" w:hAnsi="Times New Roman" w:cs="Times New Roman"/>
-          <w:szCs w:val="22"/>
-        </w:rPr>
-        <w:t xml:space="preserve">tau) </w:t>
+        <w:t xml:space="preserve">(tau) </w:t>
       </w:r>
       <w:r>
         <w:rPr>
@@ -8590,16 +8563,7 @@
           <w:rFonts w:ascii="Times New Roman" w:hAnsi="Times New Roman" w:cs="Times New Roman"/>
           <w:szCs w:val="22"/>
         </w:rPr>
-        <w:t>#</w:t>
-      </w:r>
-      <w:proofErr w:type="gramEnd"/>
-      <w:r>
-        <w:rPr>
-          <w:rStyle w:val="CommentTok"/>
-          <w:rFonts w:ascii="Times New Roman" w:hAnsi="Times New Roman" w:cs="Times New Roman"/>
-          <w:szCs w:val="22"/>
-        </w:rPr>
-        <w:t xml:space="preserve"> median = 8, mean = 6.89</w:t>
+        <w:t># median = 8, mean = 6.89</w:t>
       </w:r>
     </w:p>
     <w:p>
@@ -9127,25 +9091,7 @@
           <w:sz w:val="22"/>
           <w:szCs w:val="22"/>
         </w:rPr>
-        <w:t xml:space="preserve"> is the future value. Hence this is equivalent to </w:t>
-      </w:r>
-      <w:proofErr w:type="gramStart"/>
-      <w:r>
-        <w:rPr>
-          <w:rFonts w:ascii="Times New Roman" w:hAnsi="Times New Roman" w:cs="Times New Roman"/>
-          <w:sz w:val="22"/>
-          <w:szCs w:val="22"/>
-        </w:rPr>
-        <w:t>find</w:t>
-      </w:r>
-      <w:proofErr w:type="gramEnd"/>
-      <w:r>
-        <w:rPr>
-          <w:rFonts w:ascii="Times New Roman" w:hAnsi="Times New Roman" w:cs="Times New Roman"/>
-          <w:sz w:val="22"/>
-          <w:szCs w:val="22"/>
-        </w:rPr>
-        <w:t xml:space="preserve"> the maximum value of the payoffs all </w:t>
+        <w:t xml:space="preserve"> is the future value. Hence this is equivalent to find the maximum value of the payoffs all </w:t>
       </w:r>
       <w:r>
         <w:rPr>
@@ -10875,9 +10821,10 @@
         <w:pStyle w:val="3"/>
         <w:spacing w:line="200" w:lineRule="atLeast"/>
         <w:rPr>
-          <w:rFonts w:ascii="Times New Roman" w:hAnsi="Times New Roman" w:cs="Times New Roman"/>
-          <w:sz w:val="22"/>
-          <w:szCs w:val="22"/>
+          <w:rFonts w:ascii="Times New Roman" w:hAnsi="Times New Roman" w:cs="Times New Roman" w:hint="eastAsia"/>
+          <w:sz w:val="22"/>
+          <w:szCs w:val="22"/>
+          <w:lang w:eastAsia="zh-CN"/>
         </w:rPr>
       </w:pPr>
       <w:r>
@@ -10887,6 +10834,15 @@
           <w:szCs w:val="22"/>
         </w:rPr>
         <w:t>(1)</w:t>
+      </w:r>
+      <w:r>
+        <w:rPr>
+          <w:rFonts w:ascii="Times New Roman" w:hAnsi="Times New Roman" w:cs="Times New Roman" w:hint="eastAsia"/>
+          <w:sz w:val="22"/>
+          <w:szCs w:val="22"/>
+          <w:lang w:eastAsia="zh-CN"/>
+        </w:rPr>
+        <w:t xml:space="preserve"> No proper modeling of expected future values:</w:t>
       </w:r>
     </w:p>
     <w:p>
@@ -10929,9 +10885,10 @@
         <w:pStyle w:val="4"/>
         <w:spacing w:line="200" w:lineRule="atLeast"/>
         <w:rPr>
-          <w:rFonts w:ascii="Times New Roman" w:hAnsi="Times New Roman" w:cs="Times New Roman"/>
-          <w:sz w:val="22"/>
-          <w:szCs w:val="22"/>
+          <w:rFonts w:ascii="Times New Roman" w:hAnsi="Times New Roman" w:cs="Times New Roman" w:hint="eastAsia"/>
+          <w:sz w:val="22"/>
+          <w:szCs w:val="22"/>
+          <w:lang w:eastAsia="zh-CN"/>
         </w:rPr>
       </w:pPr>
       <w:bookmarkStart w:id="7" w:name="section-1"/>
@@ -10943,6 +10900,33 @@
           <w:szCs w:val="22"/>
         </w:rPr>
         <w:t>(2)</w:t>
+      </w:r>
+      <w:r>
+        <w:rPr>
+          <w:rFonts w:ascii="Times New Roman" w:hAnsi="Times New Roman" w:cs="Times New Roman" w:hint="eastAsia"/>
+          <w:sz w:val="22"/>
+          <w:szCs w:val="22"/>
+          <w:lang w:eastAsia="zh-CN"/>
+        </w:rPr>
+        <w:t xml:space="preserve"> Assumption of </w:t>
+      </w:r>
+      <w:r>
+        <w:rPr>
+          <w:rFonts w:ascii="Times New Roman" w:hAnsi="Times New Roman" w:cs="Times New Roman"/>
+          <w:sz w:val="22"/>
+          <w:szCs w:val="22"/>
+          <w:lang w:eastAsia="zh-CN"/>
+        </w:rPr>
+        <w:t xml:space="preserve">the </w:t>
+      </w:r>
+      <w:r>
+        <w:rPr>
+          <w:rFonts w:ascii="Times New Roman" w:hAnsi="Times New Roman" w:cs="Times New Roman" w:hint="eastAsia"/>
+          <w:sz w:val="22"/>
+          <w:szCs w:val="22"/>
+          <w:lang w:eastAsia="zh-CN"/>
+        </w:rPr>
+        <w:t>discounting factor is not realistic:</w:t>
       </w:r>
     </w:p>
     <w:p>
@@ -11657,9 +11641,10 @@
         <w:pStyle w:val="4"/>
         <w:spacing w:line="200" w:lineRule="atLeast"/>
         <w:rPr>
-          <w:rFonts w:ascii="Times New Roman" w:hAnsi="Times New Roman" w:cs="Times New Roman"/>
-          <w:sz w:val="22"/>
-          <w:szCs w:val="22"/>
+          <w:rFonts w:ascii="Times New Roman" w:hAnsi="Times New Roman" w:cs="Times New Roman" w:hint="eastAsia"/>
+          <w:sz w:val="22"/>
+          <w:szCs w:val="22"/>
+          <w:lang w:eastAsia="zh-CN"/>
         </w:rPr>
       </w:pPr>
       <w:bookmarkStart w:id="8" w:name="section-2"/>
@@ -11671,6 +11656,15 @@
           <w:szCs w:val="22"/>
         </w:rPr>
         <w:t>(3)</w:t>
+      </w:r>
+      <w:r>
+        <w:rPr>
+          <w:rFonts w:ascii="Times New Roman" w:hAnsi="Times New Roman" w:cs="Times New Roman" w:hint="eastAsia"/>
+          <w:sz w:val="22"/>
+          <w:szCs w:val="22"/>
+          <w:lang w:eastAsia="zh-CN"/>
+        </w:rPr>
+        <w:t xml:space="preserve"> Limited number of paths:</w:t>
       </w:r>
     </w:p>
     <w:p>
@@ -11729,9 +11723,10 @@
         <w:pStyle w:val="4"/>
         <w:spacing w:line="200" w:lineRule="atLeast"/>
         <w:rPr>
-          <w:rFonts w:ascii="Times New Roman" w:hAnsi="Times New Roman" w:cs="Times New Roman"/>
-          <w:sz w:val="22"/>
-          <w:szCs w:val="22"/>
+          <w:rFonts w:ascii="Times New Roman" w:hAnsi="Times New Roman" w:cs="Times New Roman" w:hint="eastAsia"/>
+          <w:sz w:val="22"/>
+          <w:szCs w:val="22"/>
+          <w:lang w:eastAsia="zh-CN"/>
         </w:rPr>
       </w:pPr>
       <w:bookmarkStart w:id="9" w:name="section-3"/>
@@ -11743,6 +11738,15 @@
           <w:szCs w:val="22"/>
         </w:rPr>
         <w:t>(4)</w:t>
+      </w:r>
+      <w:r>
+        <w:rPr>
+          <w:rFonts w:ascii="Times New Roman" w:hAnsi="Times New Roman" w:cs="Times New Roman" w:hint="eastAsia"/>
+          <w:sz w:val="22"/>
+          <w:szCs w:val="22"/>
+          <w:lang w:eastAsia="zh-CN"/>
+        </w:rPr>
+        <w:t xml:space="preserve"> Issues arising from the direct simulation of Rt:</w:t>
       </w:r>
     </w:p>
     <w:p>

--- a/Q3 report.docx
+++ b/Q3 report.docx
@@ -1,6 +1,6 @@
 
 <file path=word/document.xml><?xml version="1.0" encoding="utf-8"?>
-<w:document xmlns:wpc="http://schemas.microsoft.com/office/word/2010/wordprocessingCanvas" xmlns:cx="http://schemas.microsoft.com/office/drawing/2014/chartex" xmlns:cx1="http://schemas.microsoft.com/office/drawing/2015/9/8/chartex" xmlns:cx2="http://schemas.microsoft.com/office/drawing/2015/10/21/chartex" xmlns:cx3="http://schemas.microsoft.com/office/drawing/2016/5/9/chartex" xmlns:cx4="http://schemas.microsoft.com/office/drawing/2016/5/10/chartex" xmlns:cx5="http://schemas.microsoft.com/office/drawing/2016/5/11/chartex" xmlns:cx6="http://schemas.microsoft.com/office/drawing/2016/5/12/chartex" xmlns:cx7="http://schemas.microsoft.com/office/drawing/2016/5/13/chartex" xmlns:cx8="http://schemas.microsoft.com/office/drawing/2016/5/14/chartex" xmlns:mc="http://schemas.openxmlformats.org/markup-compatibility/2006" xmlns:aink="http://schemas.microsoft.com/office/drawing/2016/ink" xmlns:am3d="http://schemas.microsoft.com/office/drawing/2017/model3d" xmlns:o="urn:schemas-microsoft-com:office:office" xmlns:oel="http://schemas.microsoft.com/office/2019/extlst" xmlns:r="http://schemas.openxmlformats.org/officeDocument/2006/relationships" xmlns:m="http://schemas.openxmlformats.org/officeDocument/2006/math" xmlns:v="urn:schemas-microsoft-com:vml" xmlns:wp14="http://schemas.microsoft.com/office/word/2010/wordprocessingDrawing" xmlns:wp="http://schemas.openxmlformats.org/drawingml/2006/wordprocessingDrawing" xmlns:w10="urn:schemas-microsoft-com:office:word" xmlns:w="http://schemas.openxmlformats.org/wordprocessingml/2006/main" xmlns:w14="http://schemas.microsoft.com/office/word/2010/wordml" xmlns:w15="http://schemas.microsoft.com/office/word/2012/wordml" xmlns:w16cex="http://schemas.microsoft.com/office/word/2018/wordml/cex" xmlns:w16cid="http://schemas.microsoft.com/office/word/2016/wordml/cid" xmlns:w16="http://schemas.microsoft.com/office/word/2018/wordml" xmlns:w16du="http://schemas.microsoft.com/office/word/2023/wordml/word16du" xmlns:w16sdtdh="http://schemas.microsoft.com/office/word/2020/wordml/sdtdatahash" xmlns:w16sdtfl="http://schemas.microsoft.com/office/word/2024/wordml/sdtformatlock" xmlns:w16se="http://schemas.microsoft.com/office/word/2015/wordml/symex" xmlns:wpg="http://schemas.microsoft.com/office/word/2010/wordprocessingGroup" xmlns:wpi="http://schemas.microsoft.com/office/word/2010/wordprocessingInk" xmlns:wne="http://schemas.microsoft.com/office/word/2006/wordml" xmlns:wps="http://schemas.microsoft.com/office/word/2010/wordprocessingShape" mc:Ignorable="w14 w15 w16se w16cid w16 w16cex w16sdtdh w16sdtfl w16du wp14">
+<w:document xmlns:wpc="http://schemas.microsoft.com/office/word/2010/wordprocessingCanvas" xmlns:cx="http://schemas.microsoft.com/office/drawing/2014/chartex" xmlns:cx1="http://schemas.microsoft.com/office/drawing/2015/9/8/chartex" xmlns:cx2="http://schemas.microsoft.com/office/drawing/2015/10/21/chartex" xmlns:cx3="http://schemas.microsoft.com/office/drawing/2016/5/9/chartex" xmlns:cx4="http://schemas.microsoft.com/office/drawing/2016/5/10/chartex" xmlns:cx5="http://schemas.microsoft.com/office/drawing/2016/5/11/chartex" xmlns:cx6="http://schemas.microsoft.com/office/drawing/2016/5/12/chartex" xmlns:cx7="http://schemas.microsoft.com/office/drawing/2016/5/13/chartex" xmlns:cx8="http://schemas.microsoft.com/office/drawing/2016/5/14/chartex" xmlns:mc="http://schemas.openxmlformats.org/markup-compatibility/2006" xmlns:aink="http://schemas.microsoft.com/office/drawing/2016/ink" xmlns:am3d="http://schemas.microsoft.com/office/drawing/2017/model3d" xmlns:o="urn:schemas-microsoft-com:office:office" xmlns:oel="http://schemas.microsoft.com/office/2019/extlst" xmlns:r="http://schemas.openxmlformats.org/officeDocument/2006/relationships" xmlns:m="http://schemas.openxmlformats.org/officeDocument/2006/math" xmlns:v="urn:schemas-microsoft-com:vml" xmlns:wp14="http://schemas.microsoft.com/office/word/2010/wordprocessingDrawing" xmlns:wp="http://schemas.openxmlformats.org/drawingml/2006/wordprocessingDrawing" xmlns:w10="urn:schemas-microsoft-com:office:word" xmlns:w="http://schemas.openxmlformats.org/wordprocessingml/2006/main" xmlns:w14="http://schemas.microsoft.com/office/word/2010/wordml" xmlns:w15="http://schemas.microsoft.com/office/word/2012/wordml" xmlns:w16cex="http://schemas.microsoft.com/office/word/2018/wordml/cex" xmlns:w16cid="http://schemas.microsoft.com/office/word/2016/wordml/cid" xmlns:w16="http://schemas.microsoft.com/office/word/2018/wordml" xmlns:w16du="http://schemas.microsoft.com/office/word/2023/wordml/word16du" xmlns:w16sdtdh="http://schemas.microsoft.com/office/word/2020/wordml/sdtdatahash" xmlns:w16se="http://schemas.microsoft.com/office/word/2015/wordml/symex" xmlns:wpg="http://schemas.microsoft.com/office/word/2010/wordprocessingGroup" xmlns:wpi="http://schemas.microsoft.com/office/word/2010/wordprocessingInk" xmlns:wne="http://schemas.microsoft.com/office/word/2006/wordml" xmlns:wps="http://schemas.microsoft.com/office/word/2010/wordprocessingShape" mc:Ignorable="w14 w15 w16se w16cid w16 w16cex w16sdtdh w16du wp14">
   <w:body>
     <w:p>
       <w:pPr>
@@ -4401,7 +4401,6 @@
           <w:rFonts w:ascii="Times New Roman" w:hAnsi="Times New Roman" w:cs="Times New Roman"/>
           <w:szCs w:val="22"/>
         </w:rPr>
-        <w:lastRenderedPageBreak/>
         <w:t xml:space="preserve">       </w:t>
       </w:r>
       <w:r>
@@ -4567,6 +4566,7 @@
           <w:sz w:val="22"/>
           <w:szCs w:val="22"/>
         </w:rPr>
+        <w:lastRenderedPageBreak/>
         <w:drawing>
           <wp:inline distT="0" distB="0" distL="0" distR="0" wp14:anchorId="47D90107" wp14:editId="4B959580">
             <wp:extent cx="2495550" cy="1873250"/>
@@ -5461,6 +5461,7 @@
         </w:rPr>
         <w:t xml:space="preserve"> </w:t>
       </w:r>
+      <w:proofErr w:type="gramStart"/>
       <w:r>
         <w:rPr>
           <w:rStyle w:val="FunctionTok"/>
@@ -5475,7 +5476,16 @@
           <w:rFonts w:ascii="Times New Roman" w:hAnsi="Times New Roman" w:cs="Times New Roman"/>
           <w:szCs w:val="22"/>
         </w:rPr>
-        <w:t xml:space="preserve">(Rt_matrix, </w:t>
+        <w:t>(</w:t>
+      </w:r>
+      <w:proofErr w:type="gramEnd"/>
+      <w:r>
+        <w:rPr>
+          <w:rStyle w:val="NormalTok"/>
+          <w:rFonts w:ascii="Times New Roman" w:hAnsi="Times New Roman" w:cs="Times New Roman"/>
+          <w:szCs w:val="22"/>
+        </w:rPr>
+        <w:t xml:space="preserve">Rt_matrix, </w:t>
       </w:r>
       <w:r>
         <w:rPr>
@@ -5821,13 +5831,13 @@
           <w:szCs w:val="22"/>
         </w:rPr>
       </w:pPr>
+      <w:proofErr w:type="gramStart"/>
       <w:r>
         <w:rPr>
           <w:rStyle w:val="FunctionTok"/>
           <w:rFonts w:ascii="Times New Roman" w:hAnsi="Times New Roman" w:cs="Times New Roman"/>
           <w:szCs w:val="22"/>
         </w:rPr>
-        <w:lastRenderedPageBreak/>
         <w:t>legend</w:t>
       </w:r>
       <w:r>
@@ -5838,6 +5848,7 @@
         </w:rPr>
         <w:t>(</w:t>
       </w:r>
+      <w:proofErr w:type="gramEnd"/>
       <w:r>
         <w:rPr>
           <w:rStyle w:val="StringTok"/>
@@ -5905,6 +5916,7 @@
           <w:sz w:val="22"/>
           <w:szCs w:val="22"/>
         </w:rPr>
+        <w:lastRenderedPageBreak/>
         <w:drawing>
           <wp:inline distT="0" distB="0" distL="0" distR="0" wp14:anchorId="58853DF3" wp14:editId="3382E0DB">
             <wp:extent cx="2673350" cy="2114550"/>
@@ -8176,7 +8188,6 @@
           <w:rFonts w:ascii="Times New Roman" w:hAnsi="Times New Roman" w:cs="Times New Roman"/>
           <w:szCs w:val="22"/>
         </w:rPr>
-        <w:lastRenderedPageBreak/>
         <w:t>})</w:t>
       </w:r>
       <w:r>
@@ -8438,6 +8449,7 @@
           <w:sz w:val="22"/>
           <w:szCs w:val="22"/>
         </w:rPr>
+        <w:lastRenderedPageBreak/>
         <w:drawing>
           <wp:inline distT="0" distB="0" distL="0" distR="0" wp14:anchorId="68686C86" wp14:editId="6F98ED4C">
             <wp:extent cx="2063750" cy="1689100"/>
@@ -8618,7 +8630,25 @@
           <w:sz w:val="22"/>
           <w:szCs w:val="22"/>
         </w:rPr>
-        <w:t>In conclusion, the result(median=8,mean=6.89) shows that there are no incentives to exercise early. Since there are no discounting factors, most options are exercised close to maturity.</w:t>
+        <w:t>In conclusion, the result(median=</w:t>
+      </w:r>
+      <w:proofErr w:type="gramStart"/>
+      <w:r>
+        <w:rPr>
+          <w:rFonts w:ascii="Times New Roman" w:hAnsi="Times New Roman" w:cs="Times New Roman"/>
+          <w:sz w:val="22"/>
+          <w:szCs w:val="22"/>
+        </w:rPr>
+        <w:t>8,mean</w:t>
+      </w:r>
+      <w:proofErr w:type="gramEnd"/>
+      <w:r>
+        <w:rPr>
+          <w:rFonts w:ascii="Times New Roman" w:hAnsi="Times New Roman" w:cs="Times New Roman"/>
+          <w:sz w:val="22"/>
+          <w:szCs w:val="22"/>
+        </w:rPr>
+        <w:t>=6.89) shows that there are no incentives to exercise early. Since there are no discounting factors, most options are exercised close to maturity.</w:t>
       </w:r>
     </w:p>
     <w:p>
@@ -10237,7 +10267,6 @@
           <w:rFonts w:ascii="Times New Roman" w:hAnsi="Times New Roman" w:cs="Times New Roman"/>
           <w:szCs w:val="22"/>
         </w:rPr>
-        <w:lastRenderedPageBreak/>
         <w:t>## Bermuda call price = 1.681711</w:t>
       </w:r>
     </w:p>
@@ -10408,7 +10437,25 @@
           <w:rFonts w:ascii="Times New Roman" w:hAnsi="Times New Roman" w:cs="Times New Roman"/>
           <w:szCs w:val="22"/>
         </w:rPr>
-        <w:t># European call option price = E((R10-K)+)</w:t>
+        <w:t># European call option price = E((R10-</w:t>
+      </w:r>
+      <w:proofErr w:type="gramStart"/>
+      <w:r>
+        <w:rPr>
+          <w:rStyle w:val="CommentTok"/>
+          <w:rFonts w:ascii="Times New Roman" w:hAnsi="Times New Roman" w:cs="Times New Roman"/>
+          <w:szCs w:val="22"/>
+        </w:rPr>
+        <w:t>K)+</w:t>
+      </w:r>
+      <w:proofErr w:type="gramEnd"/>
+      <w:r>
+        <w:rPr>
+          <w:rStyle w:val="CommentTok"/>
+          <w:rFonts w:ascii="Times New Roman" w:hAnsi="Times New Roman" w:cs="Times New Roman"/>
+          <w:szCs w:val="22"/>
+        </w:rPr>
+        <w:t>)</w:t>
       </w:r>
       <w:r>
         <w:rPr>
@@ -10709,6 +10756,7 @@
         </w:rPr>
         <w:br/>
       </w:r>
+      <w:proofErr w:type="gramStart"/>
       <w:r>
         <w:rPr>
           <w:rStyle w:val="FunctionTok"/>
@@ -10725,6 +10773,7 @@
         </w:rPr>
         <w:t>(</w:t>
       </w:r>
+      <w:proofErr w:type="gramEnd"/>
       <w:r>
         <w:rPr>
           <w:rStyle w:val="StringTok"/>
@@ -10791,6 +10840,7 @@
           <w:rFonts w:ascii="Times New Roman" w:hAnsi="Times New Roman" w:cs="Times New Roman"/>
           <w:szCs w:val="22"/>
         </w:rPr>
+        <w:lastRenderedPageBreak/>
         <w:t>## Extra cost of Bermuda over European = 0.630903</w:t>
       </w:r>
     </w:p>
@@ -10821,7 +10871,7 @@
         <w:pStyle w:val="3"/>
         <w:spacing w:line="200" w:lineRule="atLeast"/>
         <w:rPr>
-          <w:rFonts w:ascii="Times New Roman" w:hAnsi="Times New Roman" w:cs="Times New Roman" w:hint="eastAsia"/>
+          <w:rFonts w:ascii="Times New Roman" w:hAnsi="Times New Roman" w:cs="Times New Roman"/>
           <w:sz w:val="22"/>
           <w:szCs w:val="22"/>
           <w:lang w:eastAsia="zh-CN"/>
@@ -10885,7 +10935,7 @@
         <w:pStyle w:val="4"/>
         <w:spacing w:line="200" w:lineRule="atLeast"/>
         <w:rPr>
-          <w:rFonts w:ascii="Times New Roman" w:hAnsi="Times New Roman" w:cs="Times New Roman" w:hint="eastAsia"/>
+          <w:rFonts w:ascii="Times New Roman" w:hAnsi="Times New Roman" w:cs="Times New Roman"/>
           <w:sz w:val="22"/>
           <w:szCs w:val="22"/>
           <w:lang w:eastAsia="zh-CN"/>
@@ -11641,7 +11691,7 @@
         <w:pStyle w:val="4"/>
         <w:spacing w:line="200" w:lineRule="atLeast"/>
         <w:rPr>
-          <w:rFonts w:ascii="Times New Roman" w:hAnsi="Times New Roman" w:cs="Times New Roman" w:hint="eastAsia"/>
+          <w:rFonts w:ascii="Times New Roman" w:hAnsi="Times New Roman" w:cs="Times New Roman"/>
           <w:sz w:val="22"/>
           <w:szCs w:val="22"/>
           <w:lang w:eastAsia="zh-CN"/>
@@ -11723,7 +11773,7 @@
         <w:pStyle w:val="4"/>
         <w:spacing w:line="200" w:lineRule="atLeast"/>
         <w:rPr>
-          <w:rFonts w:ascii="Times New Roman" w:hAnsi="Times New Roman" w:cs="Times New Roman" w:hint="eastAsia"/>
+          <w:rFonts w:ascii="Times New Roman" w:hAnsi="Times New Roman" w:cs="Times New Roman"/>
           <w:sz w:val="22"/>
           <w:szCs w:val="22"/>
           <w:lang w:eastAsia="zh-CN"/>
@@ -12565,7 +12615,25 @@
           <w:sz w:val="22"/>
           <w:szCs w:val="22"/>
         </w:rPr>
-        <w:t xml:space="preserve"> is always real-valued.</w:t>
+        <w:t xml:space="preserve"> is always </w:t>
+      </w:r>
+      <w:proofErr w:type="gramStart"/>
+      <w:r>
+        <w:rPr>
+          <w:rFonts w:ascii="Times New Roman" w:hAnsi="Times New Roman" w:cs="Times New Roman"/>
+          <w:sz w:val="22"/>
+          <w:szCs w:val="22"/>
+        </w:rPr>
+        <w:t>real-valued</w:t>
+      </w:r>
+      <w:proofErr w:type="gramEnd"/>
+      <w:r>
+        <w:rPr>
+          <w:rFonts w:ascii="Times New Roman" w:hAnsi="Times New Roman" w:cs="Times New Roman"/>
+          <w:sz w:val="22"/>
+          <w:szCs w:val="22"/>
+        </w:rPr>
+        <w:t>.</w:t>
       </w:r>
     </w:p>
     <w:p>
@@ -13642,6 +13710,7 @@
         </w:rPr>
         <w:t xml:space="preserve"> </w:t>
       </w:r>
+      <w:proofErr w:type="gramStart"/>
       <w:r>
         <w:rPr>
           <w:rStyle w:val="FunctionTok"/>
@@ -13656,7 +13725,16 @@
           <w:rFonts w:ascii="Times New Roman" w:hAnsi="Times New Roman" w:cs="Times New Roman"/>
           <w:szCs w:val="22"/>
         </w:rPr>
-        <w:t xml:space="preserve">(Rtk, </w:t>
+        <w:t>(</w:t>
+      </w:r>
+      <w:proofErr w:type="gramEnd"/>
+      <w:r>
+        <w:rPr>
+          <w:rStyle w:val="NormalTok"/>
+          <w:rFonts w:ascii="Times New Roman" w:hAnsi="Times New Roman" w:cs="Times New Roman"/>
+          <w:szCs w:val="22"/>
+        </w:rPr>
+        <w:t xml:space="preserve">Rtk, </w:t>
       </w:r>
       <w:r>
         <w:rPr>
@@ -14060,6 +14138,7 @@
           <w:rFonts w:ascii="Times New Roman" w:hAnsi="Times New Roman" w:cs="Times New Roman"/>
           <w:szCs w:val="22"/>
         </w:rPr>
+        <w:lastRenderedPageBreak/>
         <w:t xml:space="preserve">c </w:t>
       </w:r>
       <w:r>
@@ -14100,7 +14179,25 @@
           <w:rFonts w:ascii="Times New Roman" w:hAnsi="Times New Roman" w:cs="Times New Roman"/>
           <w:szCs w:val="22"/>
         </w:rPr>
-        <w:t>(X,Y)</w:t>
+        <w:t>(</w:t>
+      </w:r>
+      <w:proofErr w:type="gramStart"/>
+      <w:r>
+        <w:rPr>
+          <w:rStyle w:val="NormalTok"/>
+          <w:rFonts w:ascii="Times New Roman" w:hAnsi="Times New Roman" w:cs="Times New Roman"/>
+          <w:szCs w:val="22"/>
+        </w:rPr>
+        <w:t>X,Y</w:t>
+      </w:r>
+      <w:proofErr w:type="gramEnd"/>
+      <w:r>
+        <w:rPr>
+          <w:rStyle w:val="NormalTok"/>
+          <w:rFonts w:ascii="Times New Roman" w:hAnsi="Times New Roman" w:cs="Times New Roman"/>
+          <w:szCs w:val="22"/>
+        </w:rPr>
+        <w:t>)</w:t>
       </w:r>
       <w:r>
         <w:rPr>
@@ -14519,7 +14616,16 @@
           <w:rFonts w:ascii="Times New Roman" w:hAnsi="Times New Roman" w:cs="Times New Roman"/>
           <w:szCs w:val="22"/>
         </w:rPr>
-        <w:t>"Improved by"</w:t>
+        <w:t>"Improved by</w:t>
+      </w:r>
+      <w:proofErr w:type="gramStart"/>
+      <w:r>
+        <w:rPr>
+          <w:rStyle w:val="StringTok"/>
+          <w:rFonts w:ascii="Times New Roman" w:hAnsi="Times New Roman" w:cs="Times New Roman"/>
+          <w:szCs w:val="22"/>
+        </w:rPr>
+        <w:t>"</w:t>
       </w:r>
       <w:r>
         <w:rPr>
@@ -14537,6 +14643,7 @@
         </w:rPr>
         <w:t>round</w:t>
       </w:r>
+      <w:proofErr w:type="gramEnd"/>
       <w:r>
         <w:rPr>
           <w:rStyle w:val="NormalTok"/>
@@ -14723,7 +14830,25 @@
           <w:rFonts w:ascii="Times New Roman" w:hAnsi="Times New Roman" w:cs="Times New Roman"/>
           <w:szCs w:val="22"/>
         </w:rPr>
-        <w:t>##  Improved by 99.38 %.</w:t>
+        <w:t>#</w:t>
+      </w:r>
+      <w:proofErr w:type="gramStart"/>
+      <w:r>
+        <w:rPr>
+          <w:rStyle w:val="VerbatimChar"/>
+          <w:rFonts w:ascii="Times New Roman" w:hAnsi="Times New Roman" w:cs="Times New Roman"/>
+          <w:szCs w:val="22"/>
+        </w:rPr>
+        <w:t>#  Improved</w:t>
+      </w:r>
+      <w:proofErr w:type="gramEnd"/>
+      <w:r>
+        <w:rPr>
+          <w:rStyle w:val="VerbatimChar"/>
+          <w:rFonts w:ascii="Times New Roman" w:hAnsi="Times New Roman" w:cs="Times New Roman"/>
+          <w:szCs w:val="22"/>
+        </w:rPr>
+        <w:t xml:space="preserve"> by 99.38 %.</w:t>
       </w:r>
     </w:p>
     <w:p>
@@ -14981,15 +15106,16 @@
     </w:p>
     <w:sectPr>
       <w:pgSz w:w="12240" w:h="15840"/>
-      <w:pgMar w:top="1440" w:right="1800" w:bottom="1440" w:left="1800" w:header="720" w:footer="720" w:gutter="0"/>
+      <w:pgMar w:top="567" w:right="851" w:bottom="567" w:left="851" w:header="720" w:footer="720" w:gutter="0"/>
       <w:cols w:space="720"/>
+      <w:docGrid w:linePitch="326"/>
     </w:sectPr>
   </w:body>
 </w:document>
 </file>
 
 <file path=word/numbering.xml><?xml version="1.0" encoding="utf-8"?>
-<w:numbering xmlns:wpc="http://schemas.microsoft.com/office/word/2010/wordprocessingCanvas" xmlns:cx="http://schemas.microsoft.com/office/drawing/2014/chartex" xmlns:cx1="http://schemas.microsoft.com/office/drawing/2015/9/8/chartex" xmlns:cx2="http://schemas.microsoft.com/office/drawing/2015/10/21/chartex" xmlns:cx3="http://schemas.microsoft.com/office/drawing/2016/5/9/chartex" xmlns:cx4="http://schemas.microsoft.com/office/drawing/2016/5/10/chartex" xmlns:cx5="http://schemas.microsoft.com/office/drawing/2016/5/11/chartex" xmlns:cx6="http://schemas.microsoft.com/office/drawing/2016/5/12/chartex" xmlns:cx7="http://schemas.microsoft.com/office/drawing/2016/5/13/chartex" xmlns:cx8="http://schemas.microsoft.com/office/drawing/2016/5/14/chartex" xmlns:mc="http://schemas.openxmlformats.org/markup-compatibility/2006" xmlns:aink="http://schemas.microsoft.com/office/drawing/2016/ink" xmlns:am3d="http://schemas.microsoft.com/office/drawing/2017/model3d" xmlns:o="urn:schemas-microsoft-com:office:office" xmlns:oel="http://schemas.microsoft.com/office/2019/extlst" xmlns:r="http://schemas.openxmlformats.org/officeDocument/2006/relationships" xmlns:m="http://schemas.openxmlformats.org/officeDocument/2006/math" xmlns:v="urn:schemas-microsoft-com:vml" xmlns:wp14="http://schemas.microsoft.com/office/word/2010/wordprocessingDrawing" xmlns:wp="http://schemas.openxmlformats.org/drawingml/2006/wordprocessingDrawing" xmlns:w10="urn:schemas-microsoft-com:office:word" xmlns:w="http://schemas.openxmlformats.org/wordprocessingml/2006/main" xmlns:w14="http://schemas.microsoft.com/office/word/2010/wordml" xmlns:w15="http://schemas.microsoft.com/office/word/2012/wordml" xmlns:w16cex="http://schemas.microsoft.com/office/word/2018/wordml/cex" xmlns:w16cid="http://schemas.microsoft.com/office/word/2016/wordml/cid" xmlns:w16="http://schemas.microsoft.com/office/word/2018/wordml" xmlns:w16du="http://schemas.microsoft.com/office/word/2023/wordml/word16du" xmlns:w16sdtdh="http://schemas.microsoft.com/office/word/2020/wordml/sdtdatahash" xmlns:w16sdtfl="http://schemas.microsoft.com/office/word/2024/wordml/sdtformatlock" xmlns:w16se="http://schemas.microsoft.com/office/word/2015/wordml/symex" xmlns:wpg="http://schemas.microsoft.com/office/word/2010/wordprocessingGroup" xmlns:wpi="http://schemas.microsoft.com/office/word/2010/wordprocessingInk" xmlns:wne="http://schemas.microsoft.com/office/word/2006/wordml" xmlns:wps="http://schemas.microsoft.com/office/word/2010/wordprocessingShape" mc:Ignorable="w14 w15 w16se w16cid w16 w16cex w16sdtdh w16sdtfl w16du wp14">
+<w:numbering xmlns:wpc="http://schemas.microsoft.com/office/word/2010/wordprocessingCanvas" xmlns:cx="http://schemas.microsoft.com/office/drawing/2014/chartex" xmlns:cx1="http://schemas.microsoft.com/office/drawing/2015/9/8/chartex" xmlns:cx2="http://schemas.microsoft.com/office/drawing/2015/10/21/chartex" xmlns:cx3="http://schemas.microsoft.com/office/drawing/2016/5/9/chartex" xmlns:cx4="http://schemas.microsoft.com/office/drawing/2016/5/10/chartex" xmlns:cx5="http://schemas.microsoft.com/office/drawing/2016/5/11/chartex" xmlns:cx6="http://schemas.microsoft.com/office/drawing/2016/5/12/chartex" xmlns:cx7="http://schemas.microsoft.com/office/drawing/2016/5/13/chartex" xmlns:cx8="http://schemas.microsoft.com/office/drawing/2016/5/14/chartex" xmlns:mc="http://schemas.openxmlformats.org/markup-compatibility/2006" xmlns:aink="http://schemas.microsoft.com/office/drawing/2016/ink" xmlns:am3d="http://schemas.microsoft.com/office/drawing/2017/model3d" xmlns:o="urn:schemas-microsoft-com:office:office" xmlns:oel="http://schemas.microsoft.com/office/2019/extlst" xmlns:r="http://schemas.openxmlformats.org/officeDocument/2006/relationships" xmlns:m="http://schemas.openxmlformats.org/officeDocument/2006/math" xmlns:v="urn:schemas-microsoft-com:vml" xmlns:wp14="http://schemas.microsoft.com/office/word/2010/wordprocessingDrawing" xmlns:wp="http://schemas.openxmlformats.org/drawingml/2006/wordprocessingDrawing" xmlns:w10="urn:schemas-microsoft-com:office:word" xmlns:w="http://schemas.openxmlformats.org/wordprocessingml/2006/main" xmlns:w14="http://schemas.microsoft.com/office/word/2010/wordml" xmlns:w15="http://schemas.microsoft.com/office/word/2012/wordml" xmlns:w16cex="http://schemas.microsoft.com/office/word/2018/wordml/cex" xmlns:w16cid="http://schemas.microsoft.com/office/word/2016/wordml/cid" xmlns:w16="http://schemas.microsoft.com/office/word/2018/wordml" xmlns:w16du="http://schemas.microsoft.com/office/word/2023/wordml/word16du" xmlns:w16sdtdh="http://schemas.microsoft.com/office/word/2020/wordml/sdtdatahash" xmlns:w16se="http://schemas.microsoft.com/office/word/2015/wordml/symex" xmlns:wpg="http://schemas.microsoft.com/office/word/2010/wordprocessingGroup" xmlns:wpi="http://schemas.microsoft.com/office/word/2010/wordprocessingInk" xmlns:wne="http://schemas.microsoft.com/office/word/2006/wordml" xmlns:wps="http://schemas.microsoft.com/office/word/2010/wordprocessingShape" mc:Ignorable="w14 w15 w16se w16cid w16 w16cex w16sdtdh w16du wp14">
   <w:abstractNum w:abstractNumId="0" w15:restartNumberingAfterBreak="0">
     <w:nsid w:val="0000A990"/>
     <w:multiLevelType w:val="multilevel"/>
@@ -15297,7 +15423,7 @@
 </file>
 
 <file path=word/styles.xml><?xml version="1.0" encoding="utf-8"?>
-<w:styles xmlns:mc="http://schemas.openxmlformats.org/markup-compatibility/2006" xmlns:r="http://schemas.openxmlformats.org/officeDocument/2006/relationships" xmlns:w="http://schemas.openxmlformats.org/wordprocessingml/2006/main" xmlns:w14="http://schemas.microsoft.com/office/word/2010/wordml" xmlns:w15="http://schemas.microsoft.com/office/word/2012/wordml" xmlns:w16cex="http://schemas.microsoft.com/office/word/2018/wordml/cex" xmlns:w16cid="http://schemas.microsoft.com/office/word/2016/wordml/cid" xmlns:w16="http://schemas.microsoft.com/office/word/2018/wordml" xmlns:w16du="http://schemas.microsoft.com/office/word/2023/wordml/word16du" xmlns:w16sdtdh="http://schemas.microsoft.com/office/word/2020/wordml/sdtdatahash" xmlns:w16sdtfl="http://schemas.microsoft.com/office/word/2024/wordml/sdtformatlock" xmlns:w16se="http://schemas.microsoft.com/office/word/2015/wordml/symex" mc:Ignorable="w14 w15 w16se w16cid w16 w16cex w16sdtdh w16sdtfl w16du">
+<w:styles xmlns:mc="http://schemas.openxmlformats.org/markup-compatibility/2006" xmlns:r="http://schemas.openxmlformats.org/officeDocument/2006/relationships" xmlns:w="http://schemas.openxmlformats.org/wordprocessingml/2006/main" xmlns:w14="http://schemas.microsoft.com/office/word/2010/wordml" xmlns:w15="http://schemas.microsoft.com/office/word/2012/wordml" xmlns:w16cex="http://schemas.microsoft.com/office/word/2018/wordml/cex" xmlns:w16cid="http://schemas.microsoft.com/office/word/2016/wordml/cid" xmlns:w16="http://schemas.microsoft.com/office/word/2018/wordml" xmlns:w16du="http://schemas.microsoft.com/office/word/2023/wordml/word16du" xmlns:w16sdtdh="http://schemas.microsoft.com/office/word/2020/wordml/sdtdatahash" xmlns:w16se="http://schemas.microsoft.com/office/word/2015/wordml/symex" mc:Ignorable="w14 w15 w16se w16cid w16 w16cex w16sdtdh w16du">
   <w:docDefaults>
     <w:rPrDefault>
       <w:rPr>
